--- a/03-execution/01-week/03-optional-activity/cafeteria.docx
+++ b/03-execution/01-week/03-optional-activity/cafeteria.docx
@@ -5,940 +5,1013 @@
     <w:p>
       <w:pPr>
         <w:rPr>
-          <w:rFonts w:ascii="Calibri" w:hAnsi="Calibri" w:cs="Calibri"/>
-        </w:rPr>
-      </w:pPr>
-      <w:r>
-        <w:rPr>
-          <w:rFonts w:ascii="Calibri" w:hAnsi="Calibri" w:cs="Calibri"/>
-        </w:rPr>
-        <w:t xml:space="preserve">Planteamiento del problema </w:t>
-      </w:r>
-    </w:p>
-    <w:p>
-      <w:pPr>
-        <w:rPr>
-          <w:rFonts w:ascii="Calibri" w:hAnsi="Calibri" w:cs="Calibri"/>
-        </w:rPr>
-      </w:pPr>
-      <w:r>
-        <w:rPr>
-          <w:rFonts w:ascii="Calibri" w:hAnsi="Calibri" w:cs="Calibri"/>
-        </w:rPr>
-        <w:t xml:space="preserve">Problema la </w:t>
-      </w:r>
-      <w:r>
-        <w:rPr>
-          <w:rFonts w:ascii="Calibri" w:hAnsi="Calibri" w:cs="Calibri"/>
-        </w:rPr>
-        <w:t xml:space="preserve">dificultad en la gestión rápida y eficiente de los pedidos, lo cual genera sobrecarga en las filas de clientes y aumenta considerablemente el tiempo de espera para ser atendidos. Esta situación afecta directamente la experiencia del cliente y reduce la </w:t>
-      </w:r>
-      <w:r>
-        <w:rPr>
-          <w:rFonts w:ascii="Calibri" w:hAnsi="Calibri" w:cs="Calibri"/>
-        </w:rPr>
-        <w:t>eficiencia del</w:t>
-      </w:r>
-      <w:r>
-        <w:rPr>
-          <w:rFonts w:ascii="Calibri" w:hAnsi="Calibri" w:cs="Calibri"/>
-        </w:rPr>
-        <w:t xml:space="preserve"> servicio.</w:t>
-      </w:r>
-    </w:p>
-    <w:p>
-      <w:pPr>
-        <w:rPr>
-          <w:rFonts w:ascii="Calibri" w:hAnsi="Calibri" w:cs="Calibri"/>
-        </w:rPr>
-      </w:pPr>
-      <w:r>
-        <w:rPr>
-          <w:rFonts w:ascii="Calibri" w:hAnsi="Calibri" w:cs="Calibri"/>
-        </w:rPr>
-        <w:t xml:space="preserve">el exceso de pedidos y la falta de organización provocan errores frecuentes en la toma de </w:t>
-      </w:r>
-      <w:r>
-        <w:rPr>
-          <w:rFonts w:ascii="Calibri" w:hAnsi="Calibri" w:cs="Calibri"/>
-        </w:rPr>
-        <w:t>pedidos y los pedidos</w:t>
-      </w:r>
-      <w:r>
-        <w:rPr>
-          <w:rFonts w:ascii="Calibri" w:hAnsi="Calibri" w:cs="Calibri"/>
-        </w:rPr>
-        <w:t xml:space="preserve"> incorrectos y retrasos en la entrega, afectan</w:t>
-      </w:r>
-      <w:r>
-        <w:rPr>
-          <w:rFonts w:ascii="Calibri" w:hAnsi="Calibri" w:cs="Calibri"/>
-        </w:rPr>
-        <w:t xml:space="preserve"> el </w:t>
-      </w:r>
-      <w:r>
-        <w:rPr>
-          <w:rFonts w:ascii="Calibri" w:hAnsi="Calibri" w:cs="Calibri"/>
-        </w:rPr>
-        <w:t>servicio como la satisfacción del cliente.</w:t>
-      </w:r>
-    </w:p>
-    <w:p>
-      <w:pPr>
-        <w:rPr>
-          <w:rFonts w:ascii="Calibri" w:hAnsi="Calibri" w:cs="Calibri"/>
-        </w:rPr>
-      </w:pPr>
-      <w:r>
-        <w:rPr>
-          <w:rFonts w:ascii="Calibri" w:hAnsi="Calibri" w:cs="Calibri"/>
-        </w:rPr>
-        <w:t>Objetivo general</w:t>
-      </w:r>
-    </w:p>
-    <w:p>
-      <w:pPr>
-        <w:rPr>
-          <w:rFonts w:ascii="Calibri" w:hAnsi="Calibri" w:cs="Calibri"/>
-        </w:rPr>
-      </w:pPr>
-      <w:r>
-        <w:rPr>
-          <w:rFonts w:ascii="Calibri" w:hAnsi="Calibri" w:cs="Calibri"/>
-        </w:rPr>
-        <w:t xml:space="preserve"> implementar un carrito de compras para la cafetería del </w:t>
-      </w:r>
-      <w:proofErr w:type="gramStart"/>
-      <w:r>
-        <w:rPr>
-          <w:rFonts w:ascii="Calibri" w:hAnsi="Calibri" w:cs="Calibri"/>
-        </w:rPr>
-        <w:t>Sena ,</w:t>
-      </w:r>
-      <w:proofErr w:type="gramEnd"/>
-      <w:r>
-        <w:rPr>
-          <w:rFonts w:ascii="Calibri" w:hAnsi="Calibri" w:cs="Calibri"/>
-        </w:rPr>
-        <w:t xml:space="preserve"> con el fin de optimizar la gestión de pedidos y mejorar la experiencia del cliente, reduciendo tiempos de espera y facilitando el proceso de compra.</w:t>
-      </w:r>
-    </w:p>
-    <w:p>
-      <w:pPr>
-        <w:rPr>
-          <w:rFonts w:ascii="Calibri" w:hAnsi="Calibri" w:cs="Calibri"/>
-        </w:rPr>
-      </w:pPr>
-      <w:r>
-        <w:rPr>
-          <w:rFonts w:ascii="Calibri" w:hAnsi="Calibri" w:cs="Calibri"/>
-        </w:rPr>
-        <w:t>3 objetivos específicos</w:t>
-      </w:r>
-    </w:p>
-    <w:p>
-      <w:pPr>
-        <w:rPr>
-          <w:rFonts w:ascii="Calibri" w:hAnsi="Calibri" w:cs="Calibri"/>
-        </w:rPr>
-      </w:pPr>
-      <w:r>
-        <w:rPr>
-          <w:rFonts w:ascii="Calibri" w:hAnsi="Calibri" w:cs="Calibri"/>
-        </w:rPr>
-        <w:t>1</w:t>
-      </w:r>
-      <w:r>
-        <w:rPr>
-          <w:rFonts w:ascii="Calibri" w:hAnsi="Calibri" w:cs="Calibri"/>
-        </w:rPr>
-        <w:t xml:space="preserve"> </w:t>
-      </w:r>
-      <w:r>
-        <w:rPr>
-          <w:rFonts w:ascii="Calibri" w:hAnsi="Calibri" w:cs="Calibri"/>
-        </w:rPr>
-        <w:t>gestionar</w:t>
-      </w:r>
-      <w:r>
-        <w:rPr>
-          <w:rFonts w:ascii="Calibri" w:hAnsi="Calibri" w:cs="Calibri"/>
-        </w:rPr>
-        <w:t xml:space="preserve"> los pedidos de forma rápida y eficiente</w:t>
-      </w:r>
-    </w:p>
-    <w:p>
-      <w:pPr>
-        <w:rPr>
-          <w:rFonts w:ascii="Calibri" w:hAnsi="Calibri" w:cs="Calibri"/>
-        </w:rPr>
-      </w:pPr>
-      <w:r>
-        <w:rPr>
-          <w:rFonts w:ascii="Calibri" w:hAnsi="Calibri" w:cs="Calibri"/>
-        </w:rPr>
-        <w:t xml:space="preserve">2 </w:t>
-      </w:r>
-      <w:r>
-        <w:rPr>
-          <w:rFonts w:ascii="Calibri" w:hAnsi="Calibri" w:cs="Calibri"/>
-        </w:rPr>
-        <w:t>disminuir</w:t>
-      </w:r>
-      <w:r>
-        <w:rPr>
-          <w:rFonts w:ascii="Calibri" w:hAnsi="Calibri" w:cs="Calibri"/>
-        </w:rPr>
-        <w:t xml:space="preserve"> los errores en la toma de pedidos</w:t>
-      </w:r>
-    </w:p>
-    <w:p>
-      <w:pPr>
-        <w:rPr>
-          <w:rFonts w:ascii="Calibri" w:hAnsi="Calibri" w:cs="Calibri"/>
-        </w:rPr>
-      </w:pPr>
-      <w:r>
-        <w:rPr>
-          <w:rFonts w:ascii="Calibri" w:hAnsi="Calibri" w:cs="Calibri"/>
-        </w:rPr>
-        <w:t xml:space="preserve">3 </w:t>
-      </w:r>
-      <w:r>
-        <w:rPr>
-          <w:rFonts w:ascii="Calibri" w:hAnsi="Calibri" w:cs="Calibri"/>
-        </w:rPr>
-        <w:t>mejorar</w:t>
-      </w:r>
-      <w:r>
-        <w:rPr>
-          <w:rFonts w:ascii="Calibri" w:hAnsi="Calibri" w:cs="Calibri"/>
-        </w:rPr>
-        <w:t xml:space="preserve"> la experiencia del cliente, ofreciendo un servicio más ágil</w:t>
-      </w:r>
-    </w:p>
-    <w:p>
-      <w:pPr>
-        <w:rPr>
-          <w:rFonts w:ascii="Calibri" w:hAnsi="Calibri" w:cs="Calibri"/>
-        </w:rPr>
-      </w:pPr>
-    </w:p>
-    <w:p>
-      <w:pPr>
-        <w:rPr>
-          <w:rFonts w:ascii="Calibri" w:hAnsi="Calibri" w:cs="Calibri"/>
-        </w:rPr>
-      </w:pPr>
-      <w:r>
-        <w:rPr>
-          <w:rFonts w:ascii="Calibri" w:hAnsi="Calibri" w:cs="Calibri"/>
-        </w:rPr>
-        <w:t>Alcance (</w:t>
-      </w:r>
-      <w:r>
-        <w:rPr>
-          <w:rFonts w:ascii="Calibri" w:hAnsi="Calibri" w:cs="Calibri"/>
-        </w:rPr>
-        <w:t>qué incluye)</w:t>
-      </w:r>
-    </w:p>
-    <w:p>
-      <w:pPr>
-        <w:rPr>
-          <w:rFonts w:ascii="Calibri" w:hAnsi="Calibri" w:cs="Calibri"/>
-        </w:rPr>
-      </w:pPr>
-      <w:r>
-        <w:rPr>
-          <w:rFonts w:ascii="Calibri" w:hAnsi="Calibri" w:cs="Calibri"/>
-        </w:rPr>
-        <w:t xml:space="preserve">visualización de productos disponibles en la cafetería </w:t>
-      </w:r>
-    </w:p>
-    <w:p>
-      <w:pPr>
-        <w:rPr>
-          <w:rFonts w:ascii="Calibri" w:hAnsi="Calibri" w:cs="Calibri"/>
-        </w:rPr>
-      </w:pPr>
-      <w:r>
-        <w:rPr>
-          <w:rFonts w:ascii="Calibri" w:hAnsi="Calibri" w:cs="Calibri"/>
-        </w:rPr>
-        <w:t>creación de un carrito de compras.</w:t>
-      </w:r>
-    </w:p>
-    <w:p>
-      <w:pPr>
-        <w:rPr>
-          <w:rFonts w:ascii="Calibri" w:hAnsi="Calibri" w:cs="Calibri"/>
-        </w:rPr>
-      </w:pPr>
-      <w:r>
-        <w:rPr>
-          <w:rFonts w:ascii="Calibri" w:hAnsi="Calibri" w:cs="Calibri"/>
-        </w:rPr>
-        <w:t>Generación del pedido para ser procesado por la cafetería.</w:t>
-      </w:r>
-    </w:p>
-    <w:p>
-      <w:pPr>
-        <w:rPr>
-          <w:rFonts w:ascii="Calibri" w:hAnsi="Calibri" w:cs="Calibri"/>
-        </w:rPr>
-      </w:pPr>
-      <w:r>
-        <w:rPr>
-          <w:rFonts w:ascii="Calibri" w:hAnsi="Calibri" w:cs="Calibri"/>
-        </w:rPr>
-        <w:t>Organización de pedidos para reducir errores y mejorar la atención al cliente.</w:t>
-      </w:r>
-    </w:p>
-    <w:p>
-      <w:pPr>
-        <w:rPr>
-          <w:rFonts w:ascii="Calibri" w:hAnsi="Calibri" w:cs="Calibri"/>
-        </w:rPr>
-      </w:pPr>
-      <w:r>
-        <w:rPr>
-          <w:rFonts w:ascii="Calibri" w:hAnsi="Calibri" w:cs="Calibri"/>
-        </w:rPr>
-        <w:t>Alcance (</w:t>
-      </w:r>
-      <w:r>
-        <w:rPr>
-          <w:rFonts w:ascii="Calibri" w:hAnsi="Calibri" w:cs="Calibri"/>
-        </w:rPr>
-        <w:t>no incluye</w:t>
-      </w:r>
-      <w:r>
-        <w:rPr>
-          <w:rFonts w:ascii="Calibri" w:hAnsi="Calibri" w:cs="Calibri"/>
-        </w:rPr>
-        <w:t>)</w:t>
-      </w:r>
-    </w:p>
-    <w:p>
-      <w:pPr>
-        <w:rPr>
-          <w:rFonts w:ascii="Calibri" w:hAnsi="Calibri" w:cs="Calibri"/>
-        </w:rPr>
-      </w:pPr>
-      <w:r>
-        <w:rPr>
-          <w:rFonts w:ascii="Calibri" w:hAnsi="Calibri" w:cs="Calibri"/>
-        </w:rPr>
-        <w:t>domicilio o entregas fuera del SENA.</w:t>
-      </w:r>
-    </w:p>
-    <w:p>
-      <w:pPr>
-        <w:rPr>
-          <w:rFonts w:ascii="Calibri" w:hAnsi="Calibri" w:cs="Calibri"/>
-        </w:rPr>
-      </w:pPr>
-    </w:p>
-    <w:p>
-      <w:pPr>
-        <w:rPr>
-          <w:rFonts w:ascii="Calibri" w:hAnsi="Calibri" w:cs="Calibri"/>
-        </w:rPr>
-      </w:pPr>
-    </w:p>
-    <w:p>
-      <w:pPr>
-        <w:ind w:left="360"/>
-        <w:rPr>
-          <w:rFonts w:ascii="Calibri" w:hAnsi="Calibri" w:cs="Calibri"/>
-        </w:rPr>
-      </w:pPr>
-    </w:p>
-    <w:p>
-      <w:pPr>
-        <w:ind w:left="360"/>
-        <w:rPr>
-          <w:rFonts w:ascii="Calibri" w:hAnsi="Calibri" w:cs="Calibri"/>
-        </w:rPr>
-      </w:pPr>
-    </w:p>
-    <w:p>
-      <w:pPr>
-        <w:rPr>
-          <w:rFonts w:ascii="Calibri" w:hAnsi="Calibri" w:cs="Calibri"/>
-        </w:rPr>
-      </w:pPr>
-      <w:r>
-        <w:rPr>
-          <w:rFonts w:ascii="Calibri" w:hAnsi="Calibri" w:cs="Calibri"/>
+          <w:rFonts w:ascii="Arial" w:hAnsi="Arial" w:cs="Arial"/>
+          <w:b/>
+          <w:bCs/>
+        </w:rPr>
+      </w:pPr>
+      <w:r>
+        <w:rPr>
+          <w:rFonts w:ascii="Arial" w:hAnsi="Arial" w:cs="Arial"/>
+          <w:b/>
+          <w:bCs/>
+        </w:rPr>
+        <w:t>Sistema de Carrito de Compras para Cafetería SENA</w:t>
+      </w:r>
+    </w:p>
+    <w:p>
+      <w:pPr>
+        <w:rPr>
+          <w:rFonts w:ascii="Arial" w:hAnsi="Arial" w:cs="Arial"/>
+        </w:rPr>
+      </w:pPr>
+    </w:p>
+    <w:p>
+      <w:pPr>
+        <w:rPr>
+          <w:rFonts w:ascii="Arial" w:hAnsi="Arial" w:cs="Arial"/>
+          <w:b/>
+          <w:bCs/>
+        </w:rPr>
+      </w:pPr>
+      <w:r>
+        <w:rPr>
+          <w:rFonts w:ascii="Arial" w:hAnsi="Arial" w:cs="Arial"/>
+          <w:b/>
+          <w:bCs/>
+        </w:rPr>
+        <w:t>1. Planteamiento del problema</w:t>
+      </w:r>
+    </w:p>
+    <w:p>
+      <w:pPr>
+        <w:rPr>
+          <w:rFonts w:ascii="Arial" w:hAnsi="Arial" w:cs="Arial"/>
+        </w:rPr>
+      </w:pPr>
+      <w:r>
+        <w:rPr>
+          <w:rFonts w:ascii="Arial" w:hAnsi="Arial" w:cs="Arial"/>
+        </w:rPr>
+        <w:t>Actualmente, la cafetería del SENA presenta dificultades en la gestión rápida y eficiente de los pedidos. Esta situación genera filas extensas, tiempos de espera elevados y sobrecarga en el personal encargado de la atención.</w:t>
+      </w:r>
+    </w:p>
+    <w:p>
+      <w:pPr>
+        <w:rPr>
+          <w:rFonts w:ascii="Arial" w:hAnsi="Arial" w:cs="Arial"/>
+        </w:rPr>
+      </w:pPr>
+      <w:r>
+        <w:rPr>
+          <w:rFonts w:ascii="Arial" w:hAnsi="Arial" w:cs="Arial"/>
+        </w:rPr>
+        <w:t>Adicionalmente, el alto volumen de pedidos y la falta de organización ocasionan errores frecuentes en la toma de pedidos, tales como solicitudes incorrectas o retrasos en la entrega. Esto impacta negativamente la calidad del servicio y la satisfacción del cliente.</w:t>
+      </w:r>
+    </w:p>
+    <w:p>
+      <w:pPr>
+        <w:rPr>
+          <w:rFonts w:ascii="Arial" w:hAnsi="Arial" w:cs="Arial"/>
+        </w:rPr>
+      </w:pPr>
+    </w:p>
+    <w:p>
+      <w:pPr>
+        <w:rPr>
+          <w:rFonts w:ascii="Arial" w:hAnsi="Arial" w:cs="Arial"/>
+          <w:b/>
+          <w:bCs/>
+        </w:rPr>
+      </w:pPr>
+      <w:r>
+        <w:rPr>
+          <w:rFonts w:ascii="Arial" w:hAnsi="Arial" w:cs="Arial"/>
+          <w:b/>
+          <w:bCs/>
+        </w:rPr>
+        <w:t>2. Objetivo general</w:t>
+      </w:r>
+    </w:p>
+    <w:p>
+      <w:pPr>
+        <w:rPr>
+          <w:rFonts w:ascii="Arial" w:hAnsi="Arial" w:cs="Arial"/>
+        </w:rPr>
+      </w:pPr>
+      <w:r>
+        <w:rPr>
+          <w:rFonts w:ascii="Arial" w:hAnsi="Arial" w:cs="Arial"/>
+        </w:rPr>
+        <w:t>Implementar un sistema básico de carrito de compras para la cafetería del SENA, con el fin de optimizar la gestión de pedidos, reducir los tiempos de espera y mejorar la experiencia del usuario.</w:t>
+      </w:r>
+    </w:p>
+    <w:p>
+      <w:pPr>
+        <w:rPr>
+          <w:rFonts w:ascii="Arial" w:hAnsi="Arial" w:cs="Arial"/>
+        </w:rPr>
+      </w:pPr>
+    </w:p>
+    <w:p>
+      <w:pPr>
+        <w:rPr>
+          <w:rFonts w:ascii="Arial" w:hAnsi="Arial" w:cs="Arial"/>
+          <w:b/>
+          <w:bCs/>
+        </w:rPr>
+      </w:pPr>
+      <w:r>
+        <w:rPr>
+          <w:rFonts w:ascii="Arial" w:hAnsi="Arial" w:cs="Arial"/>
+          <w:b/>
+          <w:bCs/>
+        </w:rPr>
+        <w:t>3. Objetivos específicos</w:t>
+      </w:r>
+    </w:p>
+    <w:p>
+      <w:pPr>
+        <w:numPr>
+          <w:ilvl w:val="0"/>
+          <w:numId w:val="6"/>
+        </w:numPr>
+        <w:rPr>
+          <w:rFonts w:ascii="Arial" w:hAnsi="Arial" w:cs="Arial"/>
+        </w:rPr>
+      </w:pPr>
+      <w:r>
+        <w:rPr>
+          <w:rFonts w:ascii="Arial" w:hAnsi="Arial" w:cs="Arial"/>
+        </w:rPr>
+        <w:t xml:space="preserve">Gestionar los pedidos de manera más rápida y organizada. </w:t>
+      </w:r>
+    </w:p>
+    <w:p>
+      <w:pPr>
+        <w:numPr>
+          <w:ilvl w:val="0"/>
+          <w:numId w:val="6"/>
+        </w:numPr>
+        <w:rPr>
+          <w:rFonts w:ascii="Arial" w:hAnsi="Arial" w:cs="Arial"/>
+        </w:rPr>
+      </w:pPr>
+      <w:r>
+        <w:rPr>
+          <w:rFonts w:ascii="Arial" w:hAnsi="Arial" w:cs="Arial"/>
+        </w:rPr>
+        <w:t xml:space="preserve">Disminuir los errores en la toma de pedidos. </w:t>
+      </w:r>
+    </w:p>
+    <w:p>
+      <w:pPr>
+        <w:numPr>
+          <w:ilvl w:val="0"/>
+          <w:numId w:val="6"/>
+        </w:numPr>
+        <w:rPr>
+          <w:rFonts w:ascii="Arial" w:hAnsi="Arial" w:cs="Arial"/>
+        </w:rPr>
+      </w:pPr>
+      <w:r>
+        <w:rPr>
+          <w:rFonts w:ascii="Arial" w:hAnsi="Arial" w:cs="Arial"/>
+        </w:rPr>
+        <w:t xml:space="preserve">Mejorar la experiencia del cliente mediante un servicio más ágil. </w:t>
+      </w:r>
+    </w:p>
+    <w:p>
+      <w:pPr>
+        <w:rPr>
+          <w:rFonts w:ascii="Arial" w:hAnsi="Arial" w:cs="Arial"/>
+        </w:rPr>
+      </w:pPr>
+    </w:p>
+    <w:p>
+      <w:pPr>
+        <w:rPr>
+          <w:rFonts w:ascii="Arial" w:hAnsi="Arial" w:cs="Arial"/>
+          <w:b/>
+          <w:bCs/>
+        </w:rPr>
+      </w:pPr>
+      <w:r>
+        <w:rPr>
+          <w:rFonts w:ascii="Arial" w:hAnsi="Arial" w:cs="Arial"/>
+          <w:b/>
+          <w:bCs/>
+        </w:rPr>
+        <w:t>4. Alcance del sistema</w:t>
+      </w:r>
+    </w:p>
+    <w:p>
+      <w:pPr>
+        <w:rPr>
+          <w:rFonts w:ascii="Arial" w:hAnsi="Arial" w:cs="Arial"/>
+          <w:b/>
+          <w:bCs/>
+        </w:rPr>
+      </w:pPr>
+      <w:r>
+        <w:rPr>
+          <w:rFonts w:ascii="Arial" w:hAnsi="Arial" w:cs="Arial"/>
+          <w:b/>
+          <w:bCs/>
+        </w:rPr>
+        <w:t>4.1 Incluye</w:t>
+      </w:r>
+    </w:p>
+    <w:p>
+      <w:pPr>
+        <w:numPr>
+          <w:ilvl w:val="0"/>
+          <w:numId w:val="7"/>
+        </w:numPr>
+        <w:rPr>
+          <w:rFonts w:ascii="Arial" w:hAnsi="Arial" w:cs="Arial"/>
+        </w:rPr>
+      </w:pPr>
+      <w:r>
+        <w:rPr>
+          <w:rFonts w:ascii="Arial" w:hAnsi="Arial" w:cs="Arial"/>
+        </w:rPr>
+        <w:t xml:space="preserve">Visualización del menú de productos disponibles en la cafetería. </w:t>
+      </w:r>
+    </w:p>
+    <w:p>
+      <w:pPr>
+        <w:numPr>
+          <w:ilvl w:val="0"/>
+          <w:numId w:val="7"/>
+        </w:numPr>
+        <w:rPr>
+          <w:rFonts w:ascii="Arial" w:hAnsi="Arial" w:cs="Arial"/>
+        </w:rPr>
+      </w:pPr>
+      <w:r>
+        <w:rPr>
+          <w:rFonts w:ascii="Arial" w:hAnsi="Arial" w:cs="Arial"/>
+        </w:rPr>
+        <w:t xml:space="preserve">Creación y gestión de un carrito de compras. </w:t>
+      </w:r>
+    </w:p>
+    <w:p>
+      <w:pPr>
+        <w:numPr>
+          <w:ilvl w:val="0"/>
+          <w:numId w:val="7"/>
+        </w:numPr>
+        <w:rPr>
+          <w:rFonts w:ascii="Arial" w:hAnsi="Arial" w:cs="Arial"/>
+        </w:rPr>
+      </w:pPr>
+      <w:r>
+        <w:rPr>
+          <w:rFonts w:ascii="Arial" w:hAnsi="Arial" w:cs="Arial"/>
+        </w:rPr>
+        <w:t xml:space="preserve">Generación de pedidos para su procesamiento interno. </w:t>
+      </w:r>
+    </w:p>
+    <w:p>
+      <w:pPr>
+        <w:numPr>
+          <w:ilvl w:val="0"/>
+          <w:numId w:val="7"/>
+        </w:numPr>
+        <w:rPr>
+          <w:rFonts w:ascii="Arial" w:hAnsi="Arial" w:cs="Arial"/>
+        </w:rPr>
+      </w:pPr>
+      <w:r>
+        <w:rPr>
+          <w:rFonts w:ascii="Arial" w:hAnsi="Arial" w:cs="Arial"/>
+        </w:rPr>
+        <w:t xml:space="preserve">Organización básica de pedidos para reducir errores en la atención. </w:t>
+      </w:r>
+    </w:p>
+    <w:p>
+      <w:pPr>
+        <w:rPr>
+          <w:rFonts w:ascii="Arial" w:hAnsi="Arial" w:cs="Arial"/>
+          <w:b/>
+          <w:bCs/>
+        </w:rPr>
+      </w:pPr>
+      <w:r>
+        <w:rPr>
+          <w:rFonts w:ascii="Arial" w:hAnsi="Arial" w:cs="Arial"/>
+          <w:b/>
+          <w:bCs/>
+        </w:rPr>
+        <w:t>4.2 No incluye</w:t>
+      </w:r>
+    </w:p>
+    <w:p>
+      <w:pPr>
+        <w:numPr>
+          <w:ilvl w:val="0"/>
+          <w:numId w:val="8"/>
+        </w:numPr>
+        <w:rPr>
+          <w:rFonts w:ascii="Arial" w:hAnsi="Arial" w:cs="Arial"/>
+        </w:rPr>
+      </w:pPr>
+      <w:r>
+        <w:rPr>
+          <w:rFonts w:ascii="Arial" w:hAnsi="Arial" w:cs="Arial"/>
+        </w:rPr>
+        <w:t xml:space="preserve">Servicios de domicilio o entregas fuera de las instalaciones del SENA. </w:t>
+      </w:r>
+    </w:p>
+    <w:p>
+      <w:pPr>
+        <w:numPr>
+          <w:ilvl w:val="0"/>
+          <w:numId w:val="8"/>
+        </w:numPr>
+        <w:rPr>
+          <w:rFonts w:ascii="Arial" w:hAnsi="Arial" w:cs="Arial"/>
+        </w:rPr>
+      </w:pPr>
+      <w:r>
+        <w:rPr>
+          <w:rFonts w:ascii="Arial" w:hAnsi="Arial" w:cs="Arial"/>
         </w:rPr>
         <w:lastRenderedPageBreak/>
-        <w:t>Requerimientos funcionales (RF)</w:t>
-      </w:r>
-    </w:p>
-    <w:p>
-      <w:pPr>
-        <w:rPr>
-          <w:rFonts w:ascii="Calibri" w:hAnsi="Calibri" w:cs="Calibri"/>
-        </w:rPr>
-      </w:pPr>
-      <w:r>
-        <w:rPr>
-          <w:rFonts w:ascii="Calibri" w:hAnsi="Calibri" w:cs="Calibri"/>
-        </w:rPr>
-        <w:t xml:space="preserve">El </w:t>
-      </w:r>
-      <w:r>
-        <w:rPr>
-          <w:rFonts w:ascii="Calibri" w:hAnsi="Calibri" w:cs="Calibri"/>
-        </w:rPr>
-        <w:t>usuario puede ver el</w:t>
-      </w:r>
-      <w:r>
-        <w:rPr>
-          <w:rFonts w:ascii="Calibri" w:hAnsi="Calibri" w:cs="Calibri"/>
-        </w:rPr>
-        <w:t xml:space="preserve"> menú de productos disponibles</w:t>
-      </w:r>
-      <w:r>
-        <w:rPr>
-          <w:rFonts w:ascii="Calibri" w:hAnsi="Calibri" w:cs="Calibri"/>
-        </w:rPr>
-        <w:t>.</w:t>
-      </w:r>
-    </w:p>
-    <w:p>
-      <w:pPr>
-        <w:rPr>
-          <w:rFonts w:ascii="Calibri" w:hAnsi="Calibri" w:cs="Calibri"/>
-        </w:rPr>
-      </w:pPr>
-      <w:r>
-        <w:rPr>
-          <w:rFonts w:ascii="Calibri" w:hAnsi="Calibri" w:cs="Calibri"/>
-        </w:rPr>
-        <w:t xml:space="preserve">El </w:t>
-      </w:r>
-      <w:r>
-        <w:rPr>
-          <w:rFonts w:ascii="Calibri" w:hAnsi="Calibri" w:cs="Calibri"/>
-        </w:rPr>
-        <w:t>usuario puede agregar</w:t>
-      </w:r>
-      <w:r>
-        <w:rPr>
-          <w:rFonts w:ascii="Calibri" w:hAnsi="Calibri" w:cs="Calibri"/>
-        </w:rPr>
-        <w:t xml:space="preserve"> productos al carrito.</w:t>
-      </w:r>
-    </w:p>
-    <w:p>
-      <w:pPr>
-        <w:rPr>
-          <w:rFonts w:ascii="Calibri" w:hAnsi="Calibri" w:cs="Calibri"/>
-        </w:rPr>
-      </w:pPr>
-      <w:r>
-        <w:rPr>
-          <w:rFonts w:ascii="Calibri" w:hAnsi="Calibri" w:cs="Calibri"/>
-        </w:rPr>
-        <w:t>El sistema debe permitir editar el carrito</w:t>
-      </w:r>
-      <w:r>
-        <w:rPr>
-          <w:rFonts w:ascii="Calibri" w:hAnsi="Calibri" w:cs="Calibri"/>
-        </w:rPr>
-        <w:t>.</w:t>
-      </w:r>
-    </w:p>
-    <w:p>
-      <w:pPr>
-        <w:rPr>
-          <w:rFonts w:ascii="Calibri" w:hAnsi="Calibri" w:cs="Calibri"/>
-        </w:rPr>
-      </w:pPr>
-    </w:p>
-    <w:p>
-      <w:pPr>
-        <w:rPr>
-          <w:rFonts w:ascii="Calibri" w:hAnsi="Calibri" w:cs="Calibri"/>
-        </w:rPr>
-      </w:pPr>
-      <w:r>
-        <w:rPr>
-          <w:rFonts w:ascii="Calibri" w:hAnsi="Calibri" w:cs="Calibri"/>
-        </w:rPr>
-        <w:t>Requerimientos no funcionales (RNF)</w:t>
-      </w:r>
-    </w:p>
-    <w:p>
-      <w:pPr>
-        <w:rPr>
-          <w:rFonts w:ascii="Calibri" w:hAnsi="Calibri" w:cs="Calibri"/>
-        </w:rPr>
-      </w:pPr>
-      <w:r>
-        <w:rPr>
-          <w:rFonts w:ascii="Calibri" w:hAnsi="Calibri" w:cs="Calibri"/>
-        </w:rPr>
-        <w:t xml:space="preserve">fácil de usar interfaz simple </w:t>
-      </w:r>
-    </w:p>
-    <w:p>
-      <w:pPr>
-        <w:rPr>
-          <w:rFonts w:ascii="Calibri" w:hAnsi="Calibri" w:cs="Calibri"/>
-        </w:rPr>
-      </w:pPr>
-      <w:r>
-        <w:rPr>
-          <w:rFonts w:ascii="Calibri" w:hAnsi="Calibri" w:cs="Calibri"/>
-        </w:rPr>
-        <w:t>El sistema debe tener disponibilidad durante el horario de atención de la cafetería</w:t>
-      </w:r>
-    </w:p>
-    <w:p>
-      <w:pPr>
-        <w:rPr>
-          <w:rFonts w:ascii="Calibri" w:hAnsi="Calibri" w:cs="Calibri"/>
-        </w:rPr>
-      </w:pPr>
-    </w:p>
-    <w:p>
-      <w:pPr>
-        <w:rPr>
-          <w:rFonts w:ascii="Calibri" w:hAnsi="Calibri" w:cs="Calibri"/>
-        </w:rPr>
-      </w:pPr>
-      <w:r>
-        <w:rPr>
-          <w:rFonts w:ascii="Calibri" w:hAnsi="Calibri" w:cs="Calibri"/>
-        </w:rPr>
-        <w:t>Reglas de negocio (RN)</w:t>
-      </w:r>
-    </w:p>
-    <w:p>
-      <w:pPr>
-        <w:rPr>
-          <w:rFonts w:ascii="Calibri" w:hAnsi="Calibri" w:cs="Calibri"/>
-        </w:rPr>
-      </w:pPr>
-      <w:r>
-        <w:rPr>
-          <w:rFonts w:ascii="Calibri" w:hAnsi="Calibri" w:cs="Calibri"/>
-        </w:rPr>
-        <w:t>Solo se pueden pedir productos que estén disponibles en el menú.</w:t>
-      </w:r>
-    </w:p>
-    <w:p>
-      <w:pPr>
-        <w:rPr>
-          <w:rFonts w:ascii="Calibri" w:hAnsi="Calibri" w:cs="Calibri"/>
-        </w:rPr>
-      </w:pPr>
-      <w:r>
-        <w:rPr>
-          <w:rFonts w:ascii="Calibri" w:hAnsi="Calibri" w:cs="Calibri"/>
-        </w:rPr>
-        <w:t>El pedido solo se registra si el carrito contiene un producto.</w:t>
-      </w:r>
-    </w:p>
-    <w:p>
-      <w:pPr>
-        <w:rPr>
-          <w:rFonts w:ascii="Calibri" w:hAnsi="Calibri" w:cs="Calibri"/>
-        </w:rPr>
-      </w:pPr>
-      <w:r>
-        <w:rPr>
-          <w:rFonts w:ascii="Calibri" w:hAnsi="Calibri" w:cs="Calibri"/>
-        </w:rPr>
-        <w:t>No se permite confirmar un pedido con cantidades negativas.</w:t>
-      </w:r>
-    </w:p>
-    <w:p>
-      <w:pPr>
-        <w:rPr>
-          <w:rFonts w:ascii="Calibri" w:hAnsi="Calibri" w:cs="Calibri"/>
-        </w:rPr>
-      </w:pPr>
-      <w:r>
-        <w:rPr>
-          <w:rFonts w:ascii="Calibri" w:hAnsi="Calibri" w:cs="Calibri"/>
-        </w:rPr>
-        <w:t>Un pedido confirmado no se puede modificar, solo se puede generar uno nuevo.</w:t>
-      </w:r>
-    </w:p>
-    <w:p>
-      <w:pPr>
-        <w:rPr>
-          <w:rFonts w:ascii="Calibri" w:hAnsi="Calibri" w:cs="Calibri"/>
-        </w:rPr>
-      </w:pPr>
-    </w:p>
-    <w:p>
-      <w:pPr>
-        <w:rPr>
-          <w:rFonts w:ascii="Calibri" w:hAnsi="Calibri" w:cs="Calibri"/>
-        </w:rPr>
-      </w:pPr>
-    </w:p>
-    <w:p>
-      <w:pPr>
-        <w:rPr>
-          <w:rFonts w:ascii="Calibri" w:hAnsi="Calibri" w:cs="Calibri"/>
-        </w:rPr>
-      </w:pPr>
-    </w:p>
-    <w:p>
-      <w:pPr>
-        <w:rPr>
-          <w:rFonts w:ascii="Calibri" w:hAnsi="Calibri" w:cs="Calibri"/>
-        </w:rPr>
-      </w:pPr>
-    </w:p>
-    <w:p>
-      <w:pPr>
-        <w:rPr>
-          <w:rFonts w:ascii="Calibri" w:hAnsi="Calibri" w:cs="Calibri"/>
-        </w:rPr>
-      </w:pPr>
-    </w:p>
-    <w:p>
-      <w:pPr>
-        <w:rPr>
-          <w:rFonts w:ascii="Calibri" w:hAnsi="Calibri" w:cs="Calibri"/>
-        </w:rPr>
-      </w:pPr>
-    </w:p>
-    <w:p>
-      <w:pPr>
-        <w:rPr>
-          <w:rFonts w:ascii="Calibri" w:hAnsi="Calibri" w:cs="Calibri"/>
-        </w:rPr>
-      </w:pPr>
-    </w:p>
-    <w:p>
-      <w:pPr>
-        <w:rPr>
-          <w:rFonts w:ascii="Calibri" w:hAnsi="Calibri" w:cs="Calibri"/>
-        </w:rPr>
-      </w:pPr>
-    </w:p>
-    <w:p>
-      <w:pPr>
-        <w:rPr>
-          <w:rFonts w:ascii="Calibri" w:hAnsi="Calibri" w:cs="Calibri"/>
-        </w:rPr>
-      </w:pPr>
-    </w:p>
-    <w:p>
-      <w:pPr>
-        <w:rPr>
-          <w:rFonts w:ascii="Calibri" w:hAnsi="Calibri" w:cs="Calibri"/>
-        </w:rPr>
-      </w:pPr>
-    </w:p>
-    <w:p>
-      <w:pPr>
-        <w:rPr>
-          <w:rFonts w:ascii="Calibri" w:hAnsi="Calibri" w:cs="Calibri"/>
-        </w:rPr>
-      </w:pPr>
-      <w:r>
-        <w:rPr>
-          <w:rFonts w:ascii="Calibri" w:hAnsi="Calibri" w:cs="Calibri"/>
-        </w:rPr>
-        <w:t>Priorización MoSCoW</w:t>
-      </w:r>
-    </w:p>
-    <w:p>
-      <w:pPr>
-        <w:rPr>
-          <w:rFonts w:ascii="Calibri" w:hAnsi="Calibri" w:cs="Calibri"/>
-        </w:rPr>
-      </w:pPr>
-      <w:r>
-        <w:rPr>
-          <w:rFonts w:ascii="Calibri" w:hAnsi="Calibri" w:cs="Calibri"/>
-        </w:rPr>
-        <w:t>Must</w:t>
-      </w:r>
-      <w:r>
-        <w:rPr>
-          <w:rFonts w:ascii="Calibri" w:hAnsi="Calibri" w:cs="Calibri"/>
-        </w:rPr>
-        <w:t xml:space="preserve"> /</w:t>
-      </w:r>
-      <w:r>
-        <w:rPr>
-          <w:rFonts w:ascii="Calibri" w:hAnsi="Calibri" w:cs="Calibri"/>
-          <w:lang w:val="es-ES"/>
-        </w:rPr>
-        <w:t xml:space="preserve">Debe </w:t>
-      </w:r>
-    </w:p>
-    <w:p>
-      <w:pPr>
-        <w:rPr>
-          <w:rFonts w:ascii="Calibri" w:hAnsi="Calibri" w:cs="Calibri"/>
-        </w:rPr>
-      </w:pPr>
-      <w:r>
-        <w:rPr>
-          <w:rFonts w:ascii="Calibri" w:hAnsi="Calibri" w:cs="Calibri"/>
+        <w:t xml:space="preserve">Integración con pasarelas de pago (en esta fase inicial). </w:t>
+      </w:r>
+    </w:p>
+    <w:p>
+      <w:pPr>
+        <w:rPr>
+          <w:rFonts w:ascii="Arial" w:hAnsi="Arial" w:cs="Arial"/>
+        </w:rPr>
+      </w:pPr>
+    </w:p>
+    <w:p>
+      <w:pPr>
+        <w:rPr>
+          <w:rFonts w:ascii="Arial" w:hAnsi="Arial" w:cs="Arial"/>
+          <w:b/>
+          <w:bCs/>
+        </w:rPr>
+      </w:pPr>
+      <w:r>
+        <w:rPr>
+          <w:rFonts w:ascii="Arial" w:hAnsi="Arial" w:cs="Arial"/>
+          <w:b/>
+          <w:bCs/>
+        </w:rPr>
+        <w:t>5. Requerimientos funcionales (RF)</w:t>
+      </w:r>
+    </w:p>
+    <w:p>
+      <w:pPr>
+        <w:numPr>
+          <w:ilvl w:val="0"/>
+          <w:numId w:val="9"/>
+        </w:numPr>
+        <w:rPr>
+          <w:rFonts w:ascii="Arial" w:hAnsi="Arial" w:cs="Arial"/>
+        </w:rPr>
+      </w:pPr>
+      <w:r>
+        <w:rPr>
+          <w:rFonts w:ascii="Arial" w:hAnsi="Arial" w:cs="Arial"/>
+          <w:b/>
+          <w:bCs/>
+        </w:rPr>
+        <w:t>RF01:</w:t>
+      </w:r>
+      <w:r>
+        <w:rPr>
+          <w:rFonts w:ascii="Arial" w:hAnsi="Arial" w:cs="Arial"/>
+        </w:rPr>
+        <w:t xml:space="preserve"> El sistema debe permitir visualizar el menú de productos disponibles. </w:t>
+      </w:r>
+    </w:p>
+    <w:p>
+      <w:pPr>
+        <w:numPr>
+          <w:ilvl w:val="0"/>
+          <w:numId w:val="9"/>
+        </w:numPr>
+        <w:rPr>
+          <w:rFonts w:ascii="Arial" w:hAnsi="Arial" w:cs="Arial"/>
+        </w:rPr>
+      </w:pPr>
+      <w:r>
+        <w:rPr>
+          <w:rFonts w:ascii="Arial" w:hAnsi="Arial" w:cs="Arial"/>
+          <w:b/>
+          <w:bCs/>
+        </w:rPr>
+        <w:t>RF02:</w:t>
+      </w:r>
+      <w:r>
+        <w:rPr>
+          <w:rFonts w:ascii="Arial" w:hAnsi="Arial" w:cs="Arial"/>
+        </w:rPr>
+        <w:t xml:space="preserve"> El usuario puede agregar productos al carrito de compras. </w:t>
+      </w:r>
+    </w:p>
+    <w:p>
+      <w:pPr>
+        <w:numPr>
+          <w:ilvl w:val="0"/>
+          <w:numId w:val="9"/>
+        </w:numPr>
+        <w:rPr>
+          <w:rFonts w:ascii="Arial" w:hAnsi="Arial" w:cs="Arial"/>
+        </w:rPr>
+      </w:pPr>
+      <w:r>
+        <w:rPr>
+          <w:rFonts w:ascii="Arial" w:hAnsi="Arial" w:cs="Arial"/>
+          <w:b/>
+          <w:bCs/>
+        </w:rPr>
+        <w:t>RF03:</w:t>
+      </w:r>
+      <w:r>
+        <w:rPr>
+          <w:rFonts w:ascii="Arial" w:hAnsi="Arial" w:cs="Arial"/>
+        </w:rPr>
+        <w:t xml:space="preserve"> El usuario puede editar el carrito (agregar, eliminar o modificar cantidades). </w:t>
+      </w:r>
+    </w:p>
+    <w:p>
+      <w:pPr>
+        <w:numPr>
+          <w:ilvl w:val="0"/>
+          <w:numId w:val="9"/>
+        </w:numPr>
+        <w:rPr>
+          <w:rFonts w:ascii="Arial" w:hAnsi="Arial" w:cs="Arial"/>
+        </w:rPr>
+      </w:pPr>
+      <w:r>
+        <w:rPr>
+          <w:rFonts w:ascii="Arial" w:hAnsi="Arial" w:cs="Arial"/>
+          <w:b/>
+          <w:bCs/>
+        </w:rPr>
+        <w:t>RF04:</w:t>
+      </w:r>
+      <w:r>
+        <w:rPr>
+          <w:rFonts w:ascii="Arial" w:hAnsi="Arial" w:cs="Arial"/>
+        </w:rPr>
+        <w:t xml:space="preserve"> El sistema debe permitir generar un pedido a partir del carrito. </w:t>
+      </w:r>
+    </w:p>
+    <w:p>
+      <w:pPr>
+        <w:rPr>
+          <w:rFonts w:ascii="Arial" w:hAnsi="Arial" w:cs="Arial"/>
+        </w:rPr>
+      </w:pPr>
+    </w:p>
+    <w:p>
+      <w:pPr>
+        <w:rPr>
+          <w:rFonts w:ascii="Arial" w:hAnsi="Arial" w:cs="Arial"/>
+          <w:b/>
+          <w:bCs/>
+        </w:rPr>
+      </w:pPr>
+      <w:r>
+        <w:rPr>
+          <w:rFonts w:ascii="Arial" w:hAnsi="Arial" w:cs="Arial"/>
+          <w:b/>
+          <w:bCs/>
+        </w:rPr>
+        <w:t>6. Requerimientos no funcionales (RNF)</w:t>
+      </w:r>
+    </w:p>
+    <w:p>
+      <w:pPr>
+        <w:numPr>
+          <w:ilvl w:val="0"/>
+          <w:numId w:val="10"/>
+        </w:numPr>
+        <w:rPr>
+          <w:rFonts w:ascii="Arial" w:hAnsi="Arial" w:cs="Arial"/>
+        </w:rPr>
+      </w:pPr>
+      <w:r>
+        <w:rPr>
+          <w:rFonts w:ascii="Arial" w:hAnsi="Arial" w:cs="Arial"/>
+          <w:b/>
+          <w:bCs/>
+        </w:rPr>
+        <w:t>RNF01:</w:t>
+      </w:r>
+      <w:r>
+        <w:rPr>
+          <w:rFonts w:ascii="Arial" w:hAnsi="Arial" w:cs="Arial"/>
+        </w:rPr>
+        <w:t xml:space="preserve"> El sistema debe contar con una interfaz simple y fácil de usar. </w:t>
+      </w:r>
+    </w:p>
+    <w:p>
+      <w:pPr>
+        <w:numPr>
+          <w:ilvl w:val="0"/>
+          <w:numId w:val="10"/>
+        </w:numPr>
+        <w:rPr>
+          <w:rFonts w:ascii="Arial" w:hAnsi="Arial" w:cs="Arial"/>
+        </w:rPr>
+      </w:pPr>
+      <w:r>
+        <w:rPr>
+          <w:rFonts w:ascii="Arial" w:hAnsi="Arial" w:cs="Arial"/>
+          <w:b/>
+          <w:bCs/>
+        </w:rPr>
+        <w:t>RNF02:</w:t>
+      </w:r>
+      <w:r>
+        <w:rPr>
+          <w:rFonts w:ascii="Arial" w:hAnsi="Arial" w:cs="Arial"/>
+        </w:rPr>
+        <w:t xml:space="preserve"> El sistema debe estar disponible durante el horario de atención de la cafetería. </w:t>
+      </w:r>
+    </w:p>
+    <w:p>
+      <w:pPr>
+        <w:numPr>
+          <w:ilvl w:val="0"/>
+          <w:numId w:val="10"/>
+        </w:numPr>
+        <w:rPr>
+          <w:rFonts w:ascii="Arial" w:hAnsi="Arial" w:cs="Arial"/>
+        </w:rPr>
+      </w:pPr>
+      <w:r>
+        <w:rPr>
+          <w:rFonts w:ascii="Arial" w:hAnsi="Arial" w:cs="Arial"/>
+          <w:b/>
+          <w:bCs/>
+        </w:rPr>
+        <w:t>RNF03:</w:t>
+      </w:r>
+      <w:r>
+        <w:rPr>
+          <w:rFonts w:ascii="Arial" w:hAnsi="Arial" w:cs="Arial"/>
+        </w:rPr>
+        <w:t xml:space="preserve"> El sistema debe responder en tiempos cortos al cargar el menú y registrar pedidos. </w:t>
+      </w:r>
+    </w:p>
+    <w:p>
+      <w:pPr>
+        <w:rPr>
+          <w:rFonts w:ascii="Arial" w:hAnsi="Arial" w:cs="Arial"/>
+        </w:rPr>
+      </w:pPr>
+    </w:p>
+    <w:p>
+      <w:pPr>
+        <w:rPr>
+          <w:rFonts w:ascii="Arial" w:hAnsi="Arial" w:cs="Arial"/>
+          <w:b/>
+          <w:bCs/>
+        </w:rPr>
+      </w:pPr>
+      <w:r>
+        <w:rPr>
+          <w:rFonts w:ascii="Arial" w:hAnsi="Arial" w:cs="Arial"/>
+          <w:b/>
+          <w:bCs/>
+        </w:rPr>
+        <w:t>7. Reglas de negocio (RN)</w:t>
+      </w:r>
+    </w:p>
+    <w:p>
+      <w:pPr>
+        <w:numPr>
+          <w:ilvl w:val="0"/>
+          <w:numId w:val="11"/>
+        </w:numPr>
+        <w:rPr>
+          <w:rFonts w:ascii="Arial" w:hAnsi="Arial" w:cs="Arial"/>
+        </w:rPr>
+      </w:pPr>
+      <w:r>
+        <w:rPr>
+          <w:rFonts w:ascii="Arial" w:hAnsi="Arial" w:cs="Arial"/>
+          <w:b/>
+          <w:bCs/>
+        </w:rPr>
+        <w:t>RN01:</w:t>
+      </w:r>
+      <w:r>
+        <w:rPr>
+          <w:rFonts w:ascii="Arial" w:hAnsi="Arial" w:cs="Arial"/>
+        </w:rPr>
+        <w:t xml:space="preserve"> Solo se pueden solicitar productos que estén disponibles en el menú. </w:t>
+      </w:r>
+    </w:p>
+    <w:p>
+      <w:pPr>
+        <w:numPr>
+          <w:ilvl w:val="0"/>
+          <w:numId w:val="11"/>
+        </w:numPr>
+        <w:rPr>
+          <w:rFonts w:ascii="Arial" w:hAnsi="Arial" w:cs="Arial"/>
+        </w:rPr>
+      </w:pPr>
+      <w:r>
+        <w:rPr>
+          <w:rFonts w:ascii="Arial" w:hAnsi="Arial" w:cs="Arial"/>
+          <w:b/>
+          <w:bCs/>
+        </w:rPr>
+        <w:t>RN02:</w:t>
+      </w:r>
+      <w:r>
+        <w:rPr>
+          <w:rFonts w:ascii="Arial" w:hAnsi="Arial" w:cs="Arial"/>
+        </w:rPr>
+        <w:t xml:space="preserve"> Un pedido solo se registra si el carrito contiene al menos un producto. </w:t>
+      </w:r>
+    </w:p>
+    <w:p>
+      <w:pPr>
+        <w:numPr>
+          <w:ilvl w:val="0"/>
+          <w:numId w:val="11"/>
+        </w:numPr>
+        <w:rPr>
+          <w:rFonts w:ascii="Arial" w:hAnsi="Arial" w:cs="Arial"/>
+        </w:rPr>
+      </w:pPr>
+      <w:r>
+        <w:rPr>
+          <w:rFonts w:ascii="Arial" w:hAnsi="Arial" w:cs="Arial"/>
+          <w:b/>
+          <w:bCs/>
+        </w:rPr>
+        <w:t>RN03:</w:t>
+      </w:r>
+      <w:r>
+        <w:rPr>
+          <w:rFonts w:ascii="Arial" w:hAnsi="Arial" w:cs="Arial"/>
+        </w:rPr>
+        <w:t xml:space="preserve"> No se permiten cantidades negativas en los productos. </w:t>
+      </w:r>
+    </w:p>
+    <w:p>
+      <w:pPr>
+        <w:numPr>
+          <w:ilvl w:val="0"/>
+          <w:numId w:val="11"/>
+        </w:numPr>
+        <w:rPr>
+          <w:rFonts w:ascii="Arial" w:hAnsi="Arial" w:cs="Arial"/>
+        </w:rPr>
+      </w:pPr>
+      <w:r>
+        <w:rPr>
+          <w:rFonts w:ascii="Arial" w:hAnsi="Arial" w:cs="Arial"/>
+          <w:b/>
+          <w:bCs/>
+        </w:rPr>
+        <w:t>RN04:</w:t>
+      </w:r>
+      <w:r>
+        <w:rPr>
+          <w:rFonts w:ascii="Arial" w:hAnsi="Arial" w:cs="Arial"/>
+        </w:rPr>
+        <w:t xml:space="preserve"> Un pedido confirmado no puede ser modificado, únicamente se puede generar uno nuevo. </w:t>
+      </w:r>
+    </w:p>
+    <w:p>
+      <w:pPr>
+        <w:rPr>
+          <w:rFonts w:ascii="Arial" w:hAnsi="Arial" w:cs="Arial"/>
+        </w:rPr>
+      </w:pPr>
+    </w:p>
+    <w:p>
+      <w:pPr>
+        <w:rPr>
+          <w:rFonts w:ascii="Arial" w:hAnsi="Arial" w:cs="Arial"/>
+          <w:b/>
+          <w:bCs/>
+        </w:rPr>
+      </w:pPr>
+      <w:r>
+        <w:rPr>
+          <w:rFonts w:ascii="Arial" w:hAnsi="Arial" w:cs="Arial"/>
+          <w:b/>
+          <w:bCs/>
+        </w:rPr>
+        <w:t>8. Priorización MoSCoW</w:t>
+      </w:r>
+    </w:p>
+    <w:p>
+      <w:pPr>
+        <w:rPr>
+          <w:rFonts w:ascii="Arial" w:hAnsi="Arial" w:cs="Arial"/>
+          <w:b/>
+          <w:bCs/>
+        </w:rPr>
+      </w:pPr>
+      <w:r>
+        <w:rPr>
+          <w:rFonts w:ascii="Arial" w:hAnsi="Arial" w:cs="Arial"/>
+          <w:b/>
+          <w:bCs/>
+        </w:rPr>
+        <w:t>Must (Debe tener)</w:t>
+      </w:r>
+    </w:p>
+    <w:p>
+      <w:pPr>
+        <w:numPr>
+          <w:ilvl w:val="0"/>
+          <w:numId w:val="12"/>
+        </w:numPr>
+        <w:rPr>
+          <w:rFonts w:ascii="Arial" w:hAnsi="Arial" w:cs="Arial"/>
+        </w:rPr>
+      </w:pPr>
+      <w:r>
+        <w:rPr>
+          <w:rFonts w:ascii="Arial" w:hAnsi="Arial" w:cs="Arial"/>
+        </w:rPr>
+        <w:t xml:space="preserve">Visualizar el menú de productos. </w:t>
+      </w:r>
+    </w:p>
+    <w:p>
+      <w:pPr>
+        <w:numPr>
+          <w:ilvl w:val="0"/>
+          <w:numId w:val="12"/>
+        </w:numPr>
+        <w:rPr>
+          <w:rFonts w:ascii="Arial" w:hAnsi="Arial" w:cs="Arial"/>
+        </w:rPr>
+      </w:pPr>
+      <w:r>
+        <w:rPr>
+          <w:rFonts w:ascii="Arial" w:hAnsi="Arial" w:cs="Arial"/>
+        </w:rPr>
+        <w:t xml:space="preserve">Agregar productos al carrito. </w:t>
+      </w:r>
+    </w:p>
+    <w:p>
+      <w:pPr>
+        <w:numPr>
+          <w:ilvl w:val="0"/>
+          <w:numId w:val="12"/>
+        </w:numPr>
+        <w:rPr>
+          <w:rFonts w:ascii="Arial" w:hAnsi="Arial" w:cs="Arial"/>
+        </w:rPr>
+      </w:pPr>
+      <w:r>
+        <w:rPr>
+          <w:rFonts w:ascii="Arial" w:hAnsi="Arial" w:cs="Arial"/>
         </w:rPr>
         <w:lastRenderedPageBreak/>
-        <w:t>Visualizar el menú de productos disponibles.</w:t>
-      </w:r>
-    </w:p>
-    <w:p>
-      <w:pPr>
-        <w:rPr>
-          <w:rFonts w:ascii="Calibri" w:hAnsi="Calibri" w:cs="Calibri"/>
-        </w:rPr>
-      </w:pPr>
-      <w:r>
-        <w:rPr>
-          <w:rFonts w:ascii="Calibri" w:hAnsi="Calibri" w:cs="Calibri"/>
-        </w:rPr>
-        <w:t>Agregar productos al carrito.</w:t>
-      </w:r>
-    </w:p>
-    <w:p>
-      <w:pPr>
-        <w:rPr>
-          <w:rFonts w:ascii="Calibri" w:hAnsi="Calibri" w:cs="Calibri"/>
-        </w:rPr>
-      </w:pPr>
-      <w:r>
-        <w:rPr>
-          <w:rFonts w:ascii="Calibri" w:hAnsi="Calibri" w:cs="Calibri"/>
-        </w:rPr>
-        <w:t>Editar el carrito.</w:t>
-      </w:r>
-    </w:p>
-    <w:p>
-      <w:pPr>
-        <w:rPr>
-          <w:rFonts w:ascii="Calibri" w:hAnsi="Calibri" w:cs="Calibri"/>
-        </w:rPr>
-      </w:pPr>
-      <w:r>
-        <w:rPr>
-          <w:rFonts w:ascii="Calibri" w:hAnsi="Calibri" w:cs="Calibri"/>
-        </w:rPr>
-        <w:t>El pedido solo se registra si el carrito tiene mínimo un producto.</w:t>
-      </w:r>
-    </w:p>
-    <w:p>
-      <w:pPr>
-        <w:rPr>
-          <w:rFonts w:ascii="Calibri" w:hAnsi="Calibri" w:cs="Calibri"/>
+        <w:t xml:space="preserve">Editar el carrito. </w:t>
+      </w:r>
+    </w:p>
+    <w:p>
+      <w:pPr>
+        <w:numPr>
+          <w:ilvl w:val="0"/>
+          <w:numId w:val="12"/>
+        </w:numPr>
+        <w:rPr>
+          <w:rFonts w:ascii="Arial" w:hAnsi="Arial" w:cs="Arial"/>
+        </w:rPr>
+      </w:pPr>
+      <w:r>
+        <w:rPr>
+          <w:rFonts w:ascii="Arial" w:hAnsi="Arial" w:cs="Arial"/>
+        </w:rPr>
+        <w:t xml:space="preserve">Registrar pedidos con al menos un producto. </w:t>
+      </w:r>
+    </w:p>
+    <w:p>
+      <w:pPr>
+        <w:rPr>
+          <w:rFonts w:ascii="Arial" w:hAnsi="Arial" w:cs="Arial"/>
+          <w:b/>
+          <w:bCs/>
         </w:rPr>
       </w:pPr>
       <w:proofErr w:type="spellStart"/>
       <w:r>
         <w:rPr>
-          <w:rFonts w:ascii="Calibri" w:hAnsi="Calibri" w:cs="Calibri"/>
+          <w:rFonts w:ascii="Arial" w:hAnsi="Arial" w:cs="Arial"/>
+          <w:b/>
+          <w:bCs/>
         </w:rPr>
         <w:t>Should</w:t>
       </w:r>
       <w:proofErr w:type="spellEnd"/>
       <w:r>
         <w:rPr>
-          <w:rFonts w:ascii="Calibri" w:hAnsi="Calibri" w:cs="Calibri"/>
-        </w:rPr>
-        <w:t xml:space="preserve"> </w:t>
-      </w:r>
-      <w:r>
-        <w:rPr>
-          <w:rFonts w:ascii="Calibri" w:hAnsi="Calibri" w:cs="Calibri"/>
-          <w:lang w:val="es-ES"/>
-        </w:rPr>
-        <w:t xml:space="preserve">/ Debería </w:t>
-      </w:r>
-    </w:p>
-    <w:p>
-      <w:pPr>
-        <w:rPr>
-          <w:rFonts w:ascii="Calibri" w:hAnsi="Calibri" w:cs="Calibri"/>
-        </w:rPr>
-      </w:pPr>
-      <w:r>
-        <w:rPr>
-          <w:rFonts w:ascii="Calibri" w:hAnsi="Calibri" w:cs="Calibri"/>
-        </w:rPr>
-        <w:t>Fácil de usar con una interfaz simple.</w:t>
-      </w:r>
-    </w:p>
-    <w:p>
-      <w:pPr>
-        <w:rPr>
-          <w:rFonts w:ascii="Calibri" w:hAnsi="Calibri" w:cs="Calibri"/>
-        </w:rPr>
-      </w:pPr>
-      <w:r>
-        <w:rPr>
-          <w:rFonts w:ascii="Calibri" w:hAnsi="Calibri" w:cs="Calibri"/>
-        </w:rPr>
-        <w:t>Responder en tiempos cortos al cargar el menú y registrar pedidos.</w:t>
-      </w:r>
-    </w:p>
-    <w:p>
-      <w:pPr>
-        <w:rPr>
-          <w:rFonts w:ascii="Calibri" w:hAnsi="Calibri" w:cs="Calibri"/>
+          <w:rFonts w:ascii="Arial" w:hAnsi="Arial" w:cs="Arial"/>
+          <w:b/>
+          <w:bCs/>
+        </w:rPr>
+        <w:t xml:space="preserve"> (Debería tener)</w:t>
+      </w:r>
+    </w:p>
+    <w:p>
+      <w:pPr>
+        <w:numPr>
+          <w:ilvl w:val="0"/>
+          <w:numId w:val="13"/>
+        </w:numPr>
+        <w:rPr>
+          <w:rFonts w:ascii="Arial" w:hAnsi="Arial" w:cs="Arial"/>
+        </w:rPr>
+      </w:pPr>
+      <w:r>
+        <w:rPr>
+          <w:rFonts w:ascii="Arial" w:hAnsi="Arial" w:cs="Arial"/>
+        </w:rPr>
+        <w:t xml:space="preserve">Interfaz fácil de usar. </w:t>
+      </w:r>
+    </w:p>
+    <w:p>
+      <w:pPr>
+        <w:numPr>
+          <w:ilvl w:val="0"/>
+          <w:numId w:val="13"/>
+        </w:numPr>
+        <w:rPr>
+          <w:rFonts w:ascii="Arial" w:hAnsi="Arial" w:cs="Arial"/>
+        </w:rPr>
+      </w:pPr>
+      <w:r>
+        <w:rPr>
+          <w:rFonts w:ascii="Arial" w:hAnsi="Arial" w:cs="Arial"/>
+        </w:rPr>
+        <w:t xml:space="preserve">Respuesta rápida del sistema. </w:t>
+      </w:r>
+    </w:p>
+    <w:p>
+      <w:pPr>
+        <w:rPr>
+          <w:rFonts w:ascii="Arial" w:hAnsi="Arial" w:cs="Arial"/>
+          <w:b/>
+          <w:bCs/>
         </w:rPr>
       </w:pPr>
       <w:proofErr w:type="spellStart"/>
       <w:r>
         <w:rPr>
-          <w:rFonts w:ascii="Calibri" w:hAnsi="Calibri" w:cs="Calibri"/>
+          <w:rFonts w:ascii="Arial" w:hAnsi="Arial" w:cs="Arial"/>
+          <w:b/>
+          <w:bCs/>
         </w:rPr>
         <w:t>Could</w:t>
       </w:r>
       <w:proofErr w:type="spellEnd"/>
       <w:r>
         <w:rPr>
-          <w:rFonts w:ascii="Calibri" w:hAnsi="Calibri" w:cs="Calibri"/>
-        </w:rPr>
-        <w:t xml:space="preserve"> </w:t>
-      </w:r>
-      <w:r>
-        <w:rPr>
-          <w:rFonts w:ascii="Calibri" w:hAnsi="Calibri" w:cs="Calibri"/>
-          <w:lang w:val="es-ES"/>
-        </w:rPr>
-        <w:t xml:space="preserve">/ Podría </w:t>
-      </w:r>
-    </w:p>
-    <w:p>
-      <w:pPr>
-        <w:rPr>
-          <w:rFonts w:ascii="Calibri" w:hAnsi="Calibri" w:cs="Calibri"/>
-        </w:rPr>
-      </w:pPr>
-      <w:r>
-        <w:rPr>
-          <w:rFonts w:ascii="Calibri" w:hAnsi="Calibri" w:cs="Calibri"/>
-        </w:rPr>
-        <w:t>Mostrar el tiempo estimado de preparación del pedido.</w:t>
-      </w:r>
-    </w:p>
-    <w:p>
-      <w:pPr>
-        <w:rPr>
-          <w:rFonts w:ascii="Calibri" w:hAnsi="Calibri" w:cs="Calibri"/>
+          <w:rFonts w:ascii="Arial" w:hAnsi="Arial" w:cs="Arial"/>
+          <w:b/>
+          <w:bCs/>
+        </w:rPr>
+        <w:t xml:space="preserve"> (Podría tener)</w:t>
+      </w:r>
+    </w:p>
+    <w:p>
+      <w:pPr>
+        <w:numPr>
+          <w:ilvl w:val="0"/>
+          <w:numId w:val="14"/>
+        </w:numPr>
+        <w:rPr>
+          <w:rFonts w:ascii="Arial" w:hAnsi="Arial" w:cs="Arial"/>
+        </w:rPr>
+      </w:pPr>
+      <w:r>
+        <w:rPr>
+          <w:rFonts w:ascii="Arial" w:hAnsi="Arial" w:cs="Arial"/>
+        </w:rPr>
+        <w:t xml:space="preserve">Mostrar tiempo estimado de preparación del pedido. </w:t>
+      </w:r>
+    </w:p>
+    <w:p>
+      <w:pPr>
+        <w:rPr>
+          <w:rFonts w:ascii="Arial" w:hAnsi="Arial" w:cs="Arial"/>
+          <w:b/>
+          <w:bCs/>
         </w:rPr>
       </w:pPr>
       <w:proofErr w:type="spellStart"/>
       <w:r>
         <w:rPr>
-          <w:rFonts w:ascii="Calibri" w:hAnsi="Calibri" w:cs="Calibri"/>
+          <w:rFonts w:ascii="Arial" w:hAnsi="Arial" w:cs="Arial"/>
+          <w:b/>
+          <w:bCs/>
         </w:rPr>
         <w:t>Won’t</w:t>
       </w:r>
       <w:proofErr w:type="spellEnd"/>
       <w:r>
         <w:rPr>
-          <w:rFonts w:ascii="Calibri" w:hAnsi="Calibri" w:cs="Calibri"/>
-        </w:rPr>
-        <w:t xml:space="preserve"> </w:t>
-      </w:r>
-      <w:r>
-        <w:rPr>
-          <w:rFonts w:ascii="Calibri" w:hAnsi="Calibri" w:cs="Calibri"/>
-          <w:lang w:val="es-ES"/>
-        </w:rPr>
-        <w:t>/ No lo hará</w:t>
-      </w:r>
-    </w:p>
-    <w:p>
-      <w:pPr>
-        <w:rPr>
-          <w:rFonts w:ascii="Calibri" w:hAnsi="Calibri" w:cs="Calibri"/>
-        </w:rPr>
-      </w:pPr>
-      <w:r>
-        <w:rPr>
-          <w:rFonts w:ascii="Calibri" w:hAnsi="Calibri" w:cs="Calibri"/>
-        </w:rPr>
-        <w:t>Domicilio o entregas fuera del SENA.</w:t>
-      </w:r>
-    </w:p>
-    <w:p>
-      <w:pPr>
-        <w:rPr>
-          <w:rFonts w:ascii="Calibri" w:hAnsi="Calibri" w:cs="Calibri"/>
-        </w:rPr>
-      </w:pPr>
-      <w:r>
-        <w:rPr>
-          <w:rFonts w:ascii="Calibri" w:hAnsi="Calibri" w:cs="Calibri"/>
-        </w:rPr>
-        <w:t xml:space="preserve">    </w:t>
-      </w:r>
-    </w:p>
-    <w:p>
-      <w:pPr>
-        <w:rPr>
-          <w:rFonts w:ascii="Calibri" w:hAnsi="Calibri" w:cs="Calibri"/>
-        </w:rPr>
-      </w:pPr>
-      <w:r>
-        <w:rPr>
-          <w:rFonts w:ascii="Calibri" w:hAnsi="Calibri" w:cs="Calibri"/>
-        </w:rPr>
-        <w:t xml:space="preserve">6. **Mockup inicial (baja </w:t>
-      </w:r>
-      <w:proofErr w:type="gramStart"/>
-      <w:r>
-        <w:rPr>
-          <w:rFonts w:ascii="Calibri" w:hAnsi="Calibri" w:cs="Calibri"/>
-        </w:rPr>
-        <w:t>fidelidad)*</w:t>
-      </w:r>
-      <w:proofErr w:type="gramEnd"/>
-      <w:r>
-        <w:rPr>
-          <w:rFonts w:ascii="Calibri" w:hAnsi="Calibri" w:cs="Calibri"/>
-        </w:rPr>
-        <w:t>*:</w:t>
-      </w:r>
-    </w:p>
-    <w:p>
-      <w:pPr>
-        <w:rPr>
-          <w:rFonts w:ascii="Calibri" w:hAnsi="Calibri" w:cs="Calibri"/>
-        </w:rPr>
-      </w:pPr>
-      <w:r>
-        <w:rPr>
-          <w:rFonts w:ascii="Calibri" w:hAnsi="Calibri" w:cs="Calibri"/>
-        </w:rPr>
-        <w:t xml:space="preserve">   - Pantallas mínimas del MVP (imagen, dibujo o herramienta)</w:t>
-      </w:r>
-    </w:p>
-    <w:p>
-      <w:pPr>
-        <w:rPr>
-          <w:rFonts w:ascii="Calibri" w:hAnsi="Calibri" w:cs="Calibri"/>
-        </w:rPr>
-      </w:pPr>
-    </w:p>
-    <w:p>
-      <w:pPr>
-        <w:rPr>
-          <w:rFonts w:ascii="Calibri" w:hAnsi="Calibri" w:cs="Calibri"/>
-        </w:rPr>
-      </w:pPr>
-      <w:hyperlink r:id="rId5" w:history="1">
+          <w:rFonts w:ascii="Arial" w:hAnsi="Arial" w:cs="Arial"/>
+          <w:b/>
+          <w:bCs/>
+        </w:rPr>
+        <w:t xml:space="preserve"> (No incluirá por ahora)</w:t>
+      </w:r>
+    </w:p>
+    <w:p>
+      <w:pPr>
+        <w:numPr>
+          <w:ilvl w:val="0"/>
+          <w:numId w:val="15"/>
+        </w:numPr>
+        <w:rPr>
+          <w:rFonts w:ascii="Arial" w:hAnsi="Arial" w:cs="Arial"/>
+        </w:rPr>
+      </w:pPr>
+      <w:r>
+        <w:rPr>
+          <w:rFonts w:ascii="Arial" w:hAnsi="Arial" w:cs="Arial"/>
+        </w:rPr>
+        <w:t xml:space="preserve">Domicilios o entregas externas. </w:t>
+      </w:r>
+    </w:p>
+    <w:p>
+      <w:pPr>
+        <w:numPr>
+          <w:ilvl w:val="0"/>
+          <w:numId w:val="15"/>
+        </w:numPr>
+        <w:rPr>
+          <w:rFonts w:ascii="Arial" w:hAnsi="Arial" w:cs="Arial"/>
+        </w:rPr>
+      </w:pPr>
+      <w:r>
+        <w:rPr>
+          <w:rFonts w:ascii="Arial" w:hAnsi="Arial" w:cs="Arial"/>
+        </w:rPr>
+        <w:t xml:space="preserve">Pagos en línea. </w:t>
+      </w:r>
+    </w:p>
+    <w:p>
+      <w:pPr>
+        <w:rPr>
+          <w:rFonts w:ascii="Arial" w:hAnsi="Arial" w:cs="Arial"/>
+        </w:rPr>
+      </w:pPr>
+    </w:p>
+    <w:p>
+      <w:pPr>
+        <w:rPr>
+          <w:rFonts w:ascii="Arial" w:hAnsi="Arial" w:cs="Arial"/>
+          <w:b/>
+          <w:bCs/>
+        </w:rPr>
+      </w:pPr>
+      <w:r>
+        <w:rPr>
+          <w:rFonts w:ascii="Arial" w:hAnsi="Arial" w:cs="Arial"/>
+          <w:b/>
+          <w:bCs/>
+        </w:rPr>
+        <w:t>9. Mockup inicial (baja fidelidad)</w:t>
+      </w:r>
+    </w:p>
+    <w:p>
+      <w:pPr>
+        <w:rPr>
+          <w:rFonts w:ascii="Arial" w:hAnsi="Arial" w:cs="Arial"/>
+        </w:rPr>
+      </w:pPr>
+      <w:r>
+        <w:rPr>
+          <w:rFonts w:ascii="Arial" w:hAnsi="Arial" w:cs="Arial"/>
+        </w:rPr>
+        <w:t>Diseño base disponible en:</w:t>
+      </w:r>
+      <w:r>
+        <w:rPr>
+          <w:rFonts w:ascii="Arial" w:hAnsi="Arial" w:cs="Arial"/>
+        </w:rPr>
+        <w:br/>
+      </w:r>
+      <w:hyperlink r:id="rId5" w:tgtFrame="_new" w:history="1">
         <w:r>
           <w:rPr>
             <w:rStyle w:val="Hipervnculo"/>
-            <w:rFonts w:ascii="Calibri" w:hAnsi="Calibri" w:cs="Calibri"/>
+            <w:rFonts w:ascii="Arial" w:hAnsi="Arial" w:cs="Arial"/>
           </w:rPr>
           <w:t>https://www.figma.com/design/DyPlCUv5ITIGaOq11VosfO/Sin-t%C3%ADtulo?node-id=0-1&amp;m=dev&amp;t=luQyEDxY8De3PYsr-1</w:t>
         </w:r>
@@ -947,103 +1020,59 @@
     <w:p>
       <w:pPr>
         <w:rPr>
-          <w:rFonts w:ascii="Calibri" w:hAnsi="Calibri" w:cs="Calibri"/>
-        </w:rPr>
-      </w:pPr>
-    </w:p>
-    <w:p>
-      <w:pPr>
-        <w:rPr>
-          <w:rFonts w:ascii="Calibri" w:hAnsi="Calibri" w:cs="Calibri"/>
-        </w:rPr>
-      </w:pPr>
-      <w:r>
-        <w:rPr>
-          <w:rFonts w:ascii="Calibri" w:hAnsi="Calibri" w:cs="Calibri"/>
-        </w:rPr>
-        <w:t>7 pruyecto</w:t>
-      </w:r>
-    </w:p>
-    <w:p>
-      <w:pPr>
-        <w:rPr>
-          <w:rFonts w:ascii="Calibri" w:hAnsi="Calibri" w:cs="Calibri"/>
-        </w:rPr>
-      </w:pPr>
-      <w:r>
-        <w:rPr>
-          <w:rFonts w:ascii="Calibri" w:hAnsi="Calibri" w:cs="Calibri"/>
-        </w:rPr>
-        <w:t>https://trello.com/invite/b/6993760da8a6e2338abffd08/ATTI487cbb92fd324c5dc4cc9cf6e3ff21c878672305/lavarapido</w:t>
-      </w:r>
-    </w:p>
-    <w:p>
-      <w:pPr>
-        <w:rPr>
-          <w:rFonts w:ascii="Calibri" w:hAnsi="Calibri" w:cs="Calibri"/>
-        </w:rPr>
-      </w:pPr>
-    </w:p>
-    <w:p>
-      <w:pPr>
-        <w:rPr>
-          <w:rFonts w:ascii="Calibri" w:hAnsi="Calibri" w:cs="Calibri"/>
-        </w:rPr>
-      </w:pPr>
-    </w:p>
-    <w:p>
-      <w:pPr>
-        <w:rPr>
-          <w:rFonts w:ascii="Calibri" w:hAnsi="Calibri" w:cs="Calibri"/>
-        </w:rPr>
-      </w:pPr>
-    </w:p>
-    <w:p>
-      <w:pPr>
-        <w:rPr>
-          <w:rFonts w:ascii="Calibri" w:hAnsi="Calibri" w:cs="Calibri"/>
-        </w:rPr>
-      </w:pPr>
-    </w:p>
-    <w:p>
-      <w:pPr>
-        <w:rPr>
-          <w:rFonts w:ascii="Calibri" w:hAnsi="Calibri" w:cs="Calibri"/>
-        </w:rPr>
-      </w:pPr>
-    </w:p>
-    <w:p>
-      <w:pPr>
-        <w:rPr>
-          <w:rFonts w:ascii="Calibri" w:hAnsi="Calibri" w:cs="Calibri"/>
-        </w:rPr>
-      </w:pPr>
-    </w:p>
-    <w:p>
-      <w:pPr>
-        <w:rPr>
-          <w:rFonts w:ascii="Calibri" w:hAnsi="Calibri" w:cs="Calibri"/>
-        </w:rPr>
-      </w:pPr>
-    </w:p>
-    <w:p>
-      <w:pPr>
-        <w:rPr>
-          <w:rFonts w:ascii="Calibri" w:hAnsi="Calibri" w:cs="Calibri"/>
-        </w:rPr>
-      </w:pPr>
-    </w:p>
-    <w:p>
-      <w:pPr>
-        <w:rPr>
-          <w:rFonts w:ascii="Calibri" w:hAnsi="Calibri" w:cs="Calibri"/>
-        </w:rPr>
-      </w:pPr>
-    </w:p>
-    <w:p>
-      <w:pPr>
-        <w:rPr>
-          <w:rFonts w:ascii="Calibri" w:hAnsi="Calibri" w:cs="Calibri"/>
+          <w:rFonts w:ascii="Arial" w:hAnsi="Arial" w:cs="Arial"/>
+        </w:rPr>
+      </w:pPr>
+    </w:p>
+    <w:p>
+      <w:pPr>
+        <w:rPr>
+          <w:rFonts w:ascii="Arial" w:hAnsi="Arial" w:cs="Arial"/>
+          <w:b/>
+          <w:bCs/>
+        </w:rPr>
+      </w:pPr>
+      <w:r>
+        <w:rPr>
+          <w:rFonts w:ascii="Arial" w:hAnsi="Arial" w:cs="Arial"/>
+          <w:b/>
+          <w:bCs/>
+        </w:rPr>
+        <w:t>10. Gestión del proyecto</w:t>
+      </w:r>
+    </w:p>
+    <w:p>
+      <w:pPr>
+        <w:rPr>
+          <w:rFonts w:ascii="Arial" w:hAnsi="Arial" w:cs="Arial"/>
+        </w:rPr>
+      </w:pPr>
+      <w:r>
+        <w:rPr>
+          <w:rFonts w:ascii="Arial" w:hAnsi="Arial" w:cs="Arial"/>
+        </w:rPr>
+        <w:t>Tablero de trabajo:</w:t>
+      </w:r>
+      <w:r>
+        <w:rPr>
+          <w:rFonts w:ascii="Arial" w:hAnsi="Arial" w:cs="Arial"/>
+        </w:rPr>
+        <w:br/>
+      </w:r>
+      <w:hyperlink r:id="rId6" w:tgtFrame="_new" w:history="1">
+        <w:r>
+          <w:rPr>
+            <w:rStyle w:val="Hipervnculo"/>
+            <w:rFonts w:ascii="Arial" w:hAnsi="Arial" w:cs="Arial"/>
+          </w:rPr>
+          <w:t>https://trello.com/invite/b/6993760da8a6e2338abffd08/ATTI487cbb92fd324c5dc4cc9cf6e3ff21c878672305/lavarapido</w:t>
+        </w:r>
+      </w:hyperlink>
+    </w:p>
+    <w:p>
+      <w:pPr>
+        <w:rPr>
+          <w:rFonts w:ascii="Arial" w:hAnsi="Arial" w:cs="Arial"/>
         </w:rPr>
       </w:pPr>
     </w:p>
@@ -1209,6 +1238,304 @@
     </w:lvl>
   </w:abstractNum>
   <w:abstractNum w:abstractNumId="1" w15:restartNumberingAfterBreak="0">
+    <w:nsid w:val="05AA78F8"/>
+    <w:multiLevelType w:val="multilevel"/>
+    <w:tmpl w:val="41689DE8"/>
+    <w:lvl w:ilvl="0">
+      <w:start w:val="1"/>
+      <w:numFmt w:val="bullet"/>
+      <w:lvlText w:val=""/>
+      <w:lvlJc w:val="left"/>
+      <w:pPr>
+        <w:tabs>
+          <w:tab w:val="num" w:pos="720"/>
+        </w:tabs>
+        <w:ind w:left="720" w:hanging="360"/>
+      </w:pPr>
+      <w:rPr>
+        <w:rFonts w:ascii="Symbol" w:hAnsi="Symbol" w:hint="default"/>
+        <w:sz w:val="20"/>
+      </w:rPr>
+    </w:lvl>
+    <w:lvl w:ilvl="1" w:tentative="1">
+      <w:start w:val="1"/>
+      <w:numFmt w:val="bullet"/>
+      <w:lvlText w:val="o"/>
+      <w:lvlJc w:val="left"/>
+      <w:pPr>
+        <w:tabs>
+          <w:tab w:val="num" w:pos="1440"/>
+        </w:tabs>
+        <w:ind w:left="1440" w:hanging="360"/>
+      </w:pPr>
+      <w:rPr>
+        <w:rFonts w:ascii="Courier New" w:hAnsi="Courier New" w:hint="default"/>
+        <w:sz w:val="20"/>
+      </w:rPr>
+    </w:lvl>
+    <w:lvl w:ilvl="2" w:tentative="1">
+      <w:start w:val="1"/>
+      <w:numFmt w:val="bullet"/>
+      <w:lvlText w:val=""/>
+      <w:lvlJc w:val="left"/>
+      <w:pPr>
+        <w:tabs>
+          <w:tab w:val="num" w:pos="2160"/>
+        </w:tabs>
+        <w:ind w:left="2160" w:hanging="360"/>
+      </w:pPr>
+      <w:rPr>
+        <w:rFonts w:ascii="Wingdings" w:hAnsi="Wingdings" w:hint="default"/>
+        <w:sz w:val="20"/>
+      </w:rPr>
+    </w:lvl>
+    <w:lvl w:ilvl="3" w:tentative="1">
+      <w:start w:val="1"/>
+      <w:numFmt w:val="bullet"/>
+      <w:lvlText w:val=""/>
+      <w:lvlJc w:val="left"/>
+      <w:pPr>
+        <w:tabs>
+          <w:tab w:val="num" w:pos="2880"/>
+        </w:tabs>
+        <w:ind w:left="2880" w:hanging="360"/>
+      </w:pPr>
+      <w:rPr>
+        <w:rFonts w:ascii="Wingdings" w:hAnsi="Wingdings" w:hint="default"/>
+        <w:sz w:val="20"/>
+      </w:rPr>
+    </w:lvl>
+    <w:lvl w:ilvl="4" w:tentative="1">
+      <w:start w:val="1"/>
+      <w:numFmt w:val="bullet"/>
+      <w:lvlText w:val=""/>
+      <w:lvlJc w:val="left"/>
+      <w:pPr>
+        <w:tabs>
+          <w:tab w:val="num" w:pos="3600"/>
+        </w:tabs>
+        <w:ind w:left="3600" w:hanging="360"/>
+      </w:pPr>
+      <w:rPr>
+        <w:rFonts w:ascii="Wingdings" w:hAnsi="Wingdings" w:hint="default"/>
+        <w:sz w:val="20"/>
+      </w:rPr>
+    </w:lvl>
+    <w:lvl w:ilvl="5" w:tentative="1">
+      <w:start w:val="1"/>
+      <w:numFmt w:val="bullet"/>
+      <w:lvlText w:val=""/>
+      <w:lvlJc w:val="left"/>
+      <w:pPr>
+        <w:tabs>
+          <w:tab w:val="num" w:pos="4320"/>
+        </w:tabs>
+        <w:ind w:left="4320" w:hanging="360"/>
+      </w:pPr>
+      <w:rPr>
+        <w:rFonts w:ascii="Wingdings" w:hAnsi="Wingdings" w:hint="default"/>
+        <w:sz w:val="20"/>
+      </w:rPr>
+    </w:lvl>
+    <w:lvl w:ilvl="6" w:tentative="1">
+      <w:start w:val="1"/>
+      <w:numFmt w:val="bullet"/>
+      <w:lvlText w:val=""/>
+      <w:lvlJc w:val="left"/>
+      <w:pPr>
+        <w:tabs>
+          <w:tab w:val="num" w:pos="5040"/>
+        </w:tabs>
+        <w:ind w:left="5040" w:hanging="360"/>
+      </w:pPr>
+      <w:rPr>
+        <w:rFonts w:ascii="Wingdings" w:hAnsi="Wingdings" w:hint="default"/>
+        <w:sz w:val="20"/>
+      </w:rPr>
+    </w:lvl>
+    <w:lvl w:ilvl="7" w:tentative="1">
+      <w:start w:val="1"/>
+      <w:numFmt w:val="bullet"/>
+      <w:lvlText w:val=""/>
+      <w:lvlJc w:val="left"/>
+      <w:pPr>
+        <w:tabs>
+          <w:tab w:val="num" w:pos="5760"/>
+        </w:tabs>
+        <w:ind w:left="5760" w:hanging="360"/>
+      </w:pPr>
+      <w:rPr>
+        <w:rFonts w:ascii="Wingdings" w:hAnsi="Wingdings" w:hint="default"/>
+        <w:sz w:val="20"/>
+      </w:rPr>
+    </w:lvl>
+    <w:lvl w:ilvl="8" w:tentative="1">
+      <w:start w:val="1"/>
+      <w:numFmt w:val="bullet"/>
+      <w:lvlText w:val=""/>
+      <w:lvlJc w:val="left"/>
+      <w:pPr>
+        <w:tabs>
+          <w:tab w:val="num" w:pos="6480"/>
+        </w:tabs>
+        <w:ind w:left="6480" w:hanging="360"/>
+      </w:pPr>
+      <w:rPr>
+        <w:rFonts w:ascii="Wingdings" w:hAnsi="Wingdings" w:hint="default"/>
+        <w:sz w:val="20"/>
+      </w:rPr>
+    </w:lvl>
+  </w:abstractNum>
+  <w:abstractNum w:abstractNumId="2" w15:restartNumberingAfterBreak="0">
+    <w:nsid w:val="1ACA7A14"/>
+    <w:multiLevelType w:val="multilevel"/>
+    <w:tmpl w:val="609825B4"/>
+    <w:lvl w:ilvl="0">
+      <w:start w:val="1"/>
+      <w:numFmt w:val="bullet"/>
+      <w:lvlText w:val=""/>
+      <w:lvlJc w:val="left"/>
+      <w:pPr>
+        <w:tabs>
+          <w:tab w:val="num" w:pos="720"/>
+        </w:tabs>
+        <w:ind w:left="720" w:hanging="360"/>
+      </w:pPr>
+      <w:rPr>
+        <w:rFonts w:ascii="Symbol" w:hAnsi="Symbol" w:hint="default"/>
+        <w:sz w:val="20"/>
+      </w:rPr>
+    </w:lvl>
+    <w:lvl w:ilvl="1" w:tentative="1">
+      <w:start w:val="1"/>
+      <w:numFmt w:val="bullet"/>
+      <w:lvlText w:val="o"/>
+      <w:lvlJc w:val="left"/>
+      <w:pPr>
+        <w:tabs>
+          <w:tab w:val="num" w:pos="1440"/>
+        </w:tabs>
+        <w:ind w:left="1440" w:hanging="360"/>
+      </w:pPr>
+      <w:rPr>
+        <w:rFonts w:ascii="Courier New" w:hAnsi="Courier New" w:hint="default"/>
+        <w:sz w:val="20"/>
+      </w:rPr>
+    </w:lvl>
+    <w:lvl w:ilvl="2" w:tentative="1">
+      <w:start w:val="1"/>
+      <w:numFmt w:val="bullet"/>
+      <w:lvlText w:val=""/>
+      <w:lvlJc w:val="left"/>
+      <w:pPr>
+        <w:tabs>
+          <w:tab w:val="num" w:pos="2160"/>
+        </w:tabs>
+        <w:ind w:left="2160" w:hanging="360"/>
+      </w:pPr>
+      <w:rPr>
+        <w:rFonts w:ascii="Wingdings" w:hAnsi="Wingdings" w:hint="default"/>
+        <w:sz w:val="20"/>
+      </w:rPr>
+    </w:lvl>
+    <w:lvl w:ilvl="3" w:tentative="1">
+      <w:start w:val="1"/>
+      <w:numFmt w:val="bullet"/>
+      <w:lvlText w:val=""/>
+      <w:lvlJc w:val="left"/>
+      <w:pPr>
+        <w:tabs>
+          <w:tab w:val="num" w:pos="2880"/>
+        </w:tabs>
+        <w:ind w:left="2880" w:hanging="360"/>
+      </w:pPr>
+      <w:rPr>
+        <w:rFonts w:ascii="Wingdings" w:hAnsi="Wingdings" w:hint="default"/>
+        <w:sz w:val="20"/>
+      </w:rPr>
+    </w:lvl>
+    <w:lvl w:ilvl="4" w:tentative="1">
+      <w:start w:val="1"/>
+      <w:numFmt w:val="bullet"/>
+      <w:lvlText w:val=""/>
+      <w:lvlJc w:val="left"/>
+      <w:pPr>
+        <w:tabs>
+          <w:tab w:val="num" w:pos="3600"/>
+        </w:tabs>
+        <w:ind w:left="3600" w:hanging="360"/>
+      </w:pPr>
+      <w:rPr>
+        <w:rFonts w:ascii="Wingdings" w:hAnsi="Wingdings" w:hint="default"/>
+        <w:sz w:val="20"/>
+      </w:rPr>
+    </w:lvl>
+    <w:lvl w:ilvl="5" w:tentative="1">
+      <w:start w:val="1"/>
+      <w:numFmt w:val="bullet"/>
+      <w:lvlText w:val=""/>
+      <w:lvlJc w:val="left"/>
+      <w:pPr>
+        <w:tabs>
+          <w:tab w:val="num" w:pos="4320"/>
+        </w:tabs>
+        <w:ind w:left="4320" w:hanging="360"/>
+      </w:pPr>
+      <w:rPr>
+        <w:rFonts w:ascii="Wingdings" w:hAnsi="Wingdings" w:hint="default"/>
+        <w:sz w:val="20"/>
+      </w:rPr>
+    </w:lvl>
+    <w:lvl w:ilvl="6" w:tentative="1">
+      <w:start w:val="1"/>
+      <w:numFmt w:val="bullet"/>
+      <w:lvlText w:val=""/>
+      <w:lvlJc w:val="left"/>
+      <w:pPr>
+        <w:tabs>
+          <w:tab w:val="num" w:pos="5040"/>
+        </w:tabs>
+        <w:ind w:left="5040" w:hanging="360"/>
+      </w:pPr>
+      <w:rPr>
+        <w:rFonts w:ascii="Wingdings" w:hAnsi="Wingdings" w:hint="default"/>
+        <w:sz w:val="20"/>
+      </w:rPr>
+    </w:lvl>
+    <w:lvl w:ilvl="7" w:tentative="1">
+      <w:start w:val="1"/>
+      <w:numFmt w:val="bullet"/>
+      <w:lvlText w:val=""/>
+      <w:lvlJc w:val="left"/>
+      <w:pPr>
+        <w:tabs>
+          <w:tab w:val="num" w:pos="5760"/>
+        </w:tabs>
+        <w:ind w:left="5760" w:hanging="360"/>
+      </w:pPr>
+      <w:rPr>
+        <w:rFonts w:ascii="Wingdings" w:hAnsi="Wingdings" w:hint="default"/>
+        <w:sz w:val="20"/>
+      </w:rPr>
+    </w:lvl>
+    <w:lvl w:ilvl="8" w:tentative="1">
+      <w:start w:val="1"/>
+      <w:numFmt w:val="bullet"/>
+      <w:lvlText w:val=""/>
+      <w:lvlJc w:val="left"/>
+      <w:pPr>
+        <w:tabs>
+          <w:tab w:val="num" w:pos="6480"/>
+        </w:tabs>
+        <w:ind w:left="6480" w:hanging="360"/>
+      </w:pPr>
+      <w:rPr>
+        <w:rFonts w:ascii="Wingdings" w:hAnsi="Wingdings" w:hint="default"/>
+        <w:sz w:val="20"/>
+      </w:rPr>
+    </w:lvl>
+  </w:abstractNum>
+  <w:abstractNum w:abstractNumId="3" w15:restartNumberingAfterBreak="0">
     <w:nsid w:val="1BCA5CBD"/>
     <w:multiLevelType w:val="multilevel"/>
     <w:tmpl w:val="0922B734"/>
@@ -1321,7 +1648,7 @@
       </w:pPr>
     </w:lvl>
   </w:abstractNum>
-  <w:abstractNum w:abstractNumId="2" w15:restartNumberingAfterBreak="0">
+  <w:abstractNum w:abstractNumId="4" w15:restartNumberingAfterBreak="0">
     <w:nsid w:val="1C192C80"/>
     <w:multiLevelType w:val="multilevel"/>
     <w:tmpl w:val="EC32DFB2"/>
@@ -1470,7 +1797,7 @@
       </w:rPr>
     </w:lvl>
   </w:abstractNum>
-  <w:abstractNum w:abstractNumId="3" w15:restartNumberingAfterBreak="0">
+  <w:abstractNum w:abstractNumId="5" w15:restartNumberingAfterBreak="0">
     <w:nsid w:val="2DC943E0"/>
     <w:multiLevelType w:val="hybridMultilevel"/>
     <w:tmpl w:val="58CAB18E"/>
@@ -1556,7 +1883,7 @@
       </w:pPr>
     </w:lvl>
   </w:abstractNum>
-  <w:abstractNum w:abstractNumId="4" w15:restartNumberingAfterBreak="0">
+  <w:abstractNum w:abstractNumId="6" w15:restartNumberingAfterBreak="0">
     <w:nsid w:val="2EA76930"/>
     <w:multiLevelType w:val="multilevel"/>
     <w:tmpl w:val="833E5DA4"/>
@@ -1705,20 +2032,1206 @@
       </w:rPr>
     </w:lvl>
   </w:abstractNum>
+  <w:abstractNum w:abstractNumId="7" w15:restartNumberingAfterBreak="0">
+    <w:nsid w:val="352E5DB2"/>
+    <w:multiLevelType w:val="multilevel"/>
+    <w:tmpl w:val="822A0744"/>
+    <w:lvl w:ilvl="0">
+      <w:start w:val="1"/>
+      <w:numFmt w:val="bullet"/>
+      <w:lvlText w:val=""/>
+      <w:lvlJc w:val="left"/>
+      <w:pPr>
+        <w:tabs>
+          <w:tab w:val="num" w:pos="720"/>
+        </w:tabs>
+        <w:ind w:left="720" w:hanging="360"/>
+      </w:pPr>
+      <w:rPr>
+        <w:rFonts w:ascii="Symbol" w:hAnsi="Symbol" w:hint="default"/>
+        <w:sz w:val="20"/>
+      </w:rPr>
+    </w:lvl>
+    <w:lvl w:ilvl="1" w:tentative="1">
+      <w:start w:val="1"/>
+      <w:numFmt w:val="bullet"/>
+      <w:lvlText w:val="o"/>
+      <w:lvlJc w:val="left"/>
+      <w:pPr>
+        <w:tabs>
+          <w:tab w:val="num" w:pos="1440"/>
+        </w:tabs>
+        <w:ind w:left="1440" w:hanging="360"/>
+      </w:pPr>
+      <w:rPr>
+        <w:rFonts w:ascii="Courier New" w:hAnsi="Courier New" w:hint="default"/>
+        <w:sz w:val="20"/>
+      </w:rPr>
+    </w:lvl>
+    <w:lvl w:ilvl="2" w:tentative="1">
+      <w:start w:val="1"/>
+      <w:numFmt w:val="bullet"/>
+      <w:lvlText w:val=""/>
+      <w:lvlJc w:val="left"/>
+      <w:pPr>
+        <w:tabs>
+          <w:tab w:val="num" w:pos="2160"/>
+        </w:tabs>
+        <w:ind w:left="2160" w:hanging="360"/>
+      </w:pPr>
+      <w:rPr>
+        <w:rFonts w:ascii="Wingdings" w:hAnsi="Wingdings" w:hint="default"/>
+        <w:sz w:val="20"/>
+      </w:rPr>
+    </w:lvl>
+    <w:lvl w:ilvl="3" w:tentative="1">
+      <w:start w:val="1"/>
+      <w:numFmt w:val="bullet"/>
+      <w:lvlText w:val=""/>
+      <w:lvlJc w:val="left"/>
+      <w:pPr>
+        <w:tabs>
+          <w:tab w:val="num" w:pos="2880"/>
+        </w:tabs>
+        <w:ind w:left="2880" w:hanging="360"/>
+      </w:pPr>
+      <w:rPr>
+        <w:rFonts w:ascii="Wingdings" w:hAnsi="Wingdings" w:hint="default"/>
+        <w:sz w:val="20"/>
+      </w:rPr>
+    </w:lvl>
+    <w:lvl w:ilvl="4" w:tentative="1">
+      <w:start w:val="1"/>
+      <w:numFmt w:val="bullet"/>
+      <w:lvlText w:val=""/>
+      <w:lvlJc w:val="left"/>
+      <w:pPr>
+        <w:tabs>
+          <w:tab w:val="num" w:pos="3600"/>
+        </w:tabs>
+        <w:ind w:left="3600" w:hanging="360"/>
+      </w:pPr>
+      <w:rPr>
+        <w:rFonts w:ascii="Wingdings" w:hAnsi="Wingdings" w:hint="default"/>
+        <w:sz w:val="20"/>
+      </w:rPr>
+    </w:lvl>
+    <w:lvl w:ilvl="5" w:tentative="1">
+      <w:start w:val="1"/>
+      <w:numFmt w:val="bullet"/>
+      <w:lvlText w:val=""/>
+      <w:lvlJc w:val="left"/>
+      <w:pPr>
+        <w:tabs>
+          <w:tab w:val="num" w:pos="4320"/>
+        </w:tabs>
+        <w:ind w:left="4320" w:hanging="360"/>
+      </w:pPr>
+      <w:rPr>
+        <w:rFonts w:ascii="Wingdings" w:hAnsi="Wingdings" w:hint="default"/>
+        <w:sz w:val="20"/>
+      </w:rPr>
+    </w:lvl>
+    <w:lvl w:ilvl="6" w:tentative="1">
+      <w:start w:val="1"/>
+      <w:numFmt w:val="bullet"/>
+      <w:lvlText w:val=""/>
+      <w:lvlJc w:val="left"/>
+      <w:pPr>
+        <w:tabs>
+          <w:tab w:val="num" w:pos="5040"/>
+        </w:tabs>
+        <w:ind w:left="5040" w:hanging="360"/>
+      </w:pPr>
+      <w:rPr>
+        <w:rFonts w:ascii="Wingdings" w:hAnsi="Wingdings" w:hint="default"/>
+        <w:sz w:val="20"/>
+      </w:rPr>
+    </w:lvl>
+    <w:lvl w:ilvl="7" w:tentative="1">
+      <w:start w:val="1"/>
+      <w:numFmt w:val="bullet"/>
+      <w:lvlText w:val=""/>
+      <w:lvlJc w:val="left"/>
+      <w:pPr>
+        <w:tabs>
+          <w:tab w:val="num" w:pos="5760"/>
+        </w:tabs>
+        <w:ind w:left="5760" w:hanging="360"/>
+      </w:pPr>
+      <w:rPr>
+        <w:rFonts w:ascii="Wingdings" w:hAnsi="Wingdings" w:hint="default"/>
+        <w:sz w:val="20"/>
+      </w:rPr>
+    </w:lvl>
+    <w:lvl w:ilvl="8" w:tentative="1">
+      <w:start w:val="1"/>
+      <w:numFmt w:val="bullet"/>
+      <w:lvlText w:val=""/>
+      <w:lvlJc w:val="left"/>
+      <w:pPr>
+        <w:tabs>
+          <w:tab w:val="num" w:pos="6480"/>
+        </w:tabs>
+        <w:ind w:left="6480" w:hanging="360"/>
+      </w:pPr>
+      <w:rPr>
+        <w:rFonts w:ascii="Wingdings" w:hAnsi="Wingdings" w:hint="default"/>
+        <w:sz w:val="20"/>
+      </w:rPr>
+    </w:lvl>
+  </w:abstractNum>
+  <w:abstractNum w:abstractNumId="8" w15:restartNumberingAfterBreak="0">
+    <w:nsid w:val="38FD1171"/>
+    <w:multiLevelType w:val="multilevel"/>
+    <w:tmpl w:val="8F3A437E"/>
+    <w:lvl w:ilvl="0">
+      <w:start w:val="1"/>
+      <w:numFmt w:val="bullet"/>
+      <w:lvlText w:val=""/>
+      <w:lvlJc w:val="left"/>
+      <w:pPr>
+        <w:tabs>
+          <w:tab w:val="num" w:pos="720"/>
+        </w:tabs>
+        <w:ind w:left="720" w:hanging="360"/>
+      </w:pPr>
+      <w:rPr>
+        <w:rFonts w:ascii="Symbol" w:hAnsi="Symbol" w:hint="default"/>
+        <w:sz w:val="20"/>
+      </w:rPr>
+    </w:lvl>
+    <w:lvl w:ilvl="1" w:tentative="1">
+      <w:start w:val="1"/>
+      <w:numFmt w:val="bullet"/>
+      <w:lvlText w:val="o"/>
+      <w:lvlJc w:val="left"/>
+      <w:pPr>
+        <w:tabs>
+          <w:tab w:val="num" w:pos="1440"/>
+        </w:tabs>
+        <w:ind w:left="1440" w:hanging="360"/>
+      </w:pPr>
+      <w:rPr>
+        <w:rFonts w:ascii="Courier New" w:hAnsi="Courier New" w:hint="default"/>
+        <w:sz w:val="20"/>
+      </w:rPr>
+    </w:lvl>
+    <w:lvl w:ilvl="2" w:tentative="1">
+      <w:start w:val="1"/>
+      <w:numFmt w:val="bullet"/>
+      <w:lvlText w:val=""/>
+      <w:lvlJc w:val="left"/>
+      <w:pPr>
+        <w:tabs>
+          <w:tab w:val="num" w:pos="2160"/>
+        </w:tabs>
+        <w:ind w:left="2160" w:hanging="360"/>
+      </w:pPr>
+      <w:rPr>
+        <w:rFonts w:ascii="Wingdings" w:hAnsi="Wingdings" w:hint="default"/>
+        <w:sz w:val="20"/>
+      </w:rPr>
+    </w:lvl>
+    <w:lvl w:ilvl="3" w:tentative="1">
+      <w:start w:val="1"/>
+      <w:numFmt w:val="bullet"/>
+      <w:lvlText w:val=""/>
+      <w:lvlJc w:val="left"/>
+      <w:pPr>
+        <w:tabs>
+          <w:tab w:val="num" w:pos="2880"/>
+        </w:tabs>
+        <w:ind w:left="2880" w:hanging="360"/>
+      </w:pPr>
+      <w:rPr>
+        <w:rFonts w:ascii="Wingdings" w:hAnsi="Wingdings" w:hint="default"/>
+        <w:sz w:val="20"/>
+      </w:rPr>
+    </w:lvl>
+    <w:lvl w:ilvl="4" w:tentative="1">
+      <w:start w:val="1"/>
+      <w:numFmt w:val="bullet"/>
+      <w:lvlText w:val=""/>
+      <w:lvlJc w:val="left"/>
+      <w:pPr>
+        <w:tabs>
+          <w:tab w:val="num" w:pos="3600"/>
+        </w:tabs>
+        <w:ind w:left="3600" w:hanging="360"/>
+      </w:pPr>
+      <w:rPr>
+        <w:rFonts w:ascii="Wingdings" w:hAnsi="Wingdings" w:hint="default"/>
+        <w:sz w:val="20"/>
+      </w:rPr>
+    </w:lvl>
+    <w:lvl w:ilvl="5" w:tentative="1">
+      <w:start w:val="1"/>
+      <w:numFmt w:val="bullet"/>
+      <w:lvlText w:val=""/>
+      <w:lvlJc w:val="left"/>
+      <w:pPr>
+        <w:tabs>
+          <w:tab w:val="num" w:pos="4320"/>
+        </w:tabs>
+        <w:ind w:left="4320" w:hanging="360"/>
+      </w:pPr>
+      <w:rPr>
+        <w:rFonts w:ascii="Wingdings" w:hAnsi="Wingdings" w:hint="default"/>
+        <w:sz w:val="20"/>
+      </w:rPr>
+    </w:lvl>
+    <w:lvl w:ilvl="6" w:tentative="1">
+      <w:start w:val="1"/>
+      <w:numFmt w:val="bullet"/>
+      <w:lvlText w:val=""/>
+      <w:lvlJc w:val="left"/>
+      <w:pPr>
+        <w:tabs>
+          <w:tab w:val="num" w:pos="5040"/>
+        </w:tabs>
+        <w:ind w:left="5040" w:hanging="360"/>
+      </w:pPr>
+      <w:rPr>
+        <w:rFonts w:ascii="Wingdings" w:hAnsi="Wingdings" w:hint="default"/>
+        <w:sz w:val="20"/>
+      </w:rPr>
+    </w:lvl>
+    <w:lvl w:ilvl="7" w:tentative="1">
+      <w:start w:val="1"/>
+      <w:numFmt w:val="bullet"/>
+      <w:lvlText w:val=""/>
+      <w:lvlJc w:val="left"/>
+      <w:pPr>
+        <w:tabs>
+          <w:tab w:val="num" w:pos="5760"/>
+        </w:tabs>
+        <w:ind w:left="5760" w:hanging="360"/>
+      </w:pPr>
+      <w:rPr>
+        <w:rFonts w:ascii="Wingdings" w:hAnsi="Wingdings" w:hint="default"/>
+        <w:sz w:val="20"/>
+      </w:rPr>
+    </w:lvl>
+    <w:lvl w:ilvl="8" w:tentative="1">
+      <w:start w:val="1"/>
+      <w:numFmt w:val="bullet"/>
+      <w:lvlText w:val=""/>
+      <w:lvlJc w:val="left"/>
+      <w:pPr>
+        <w:tabs>
+          <w:tab w:val="num" w:pos="6480"/>
+        </w:tabs>
+        <w:ind w:left="6480" w:hanging="360"/>
+      </w:pPr>
+      <w:rPr>
+        <w:rFonts w:ascii="Wingdings" w:hAnsi="Wingdings" w:hint="default"/>
+        <w:sz w:val="20"/>
+      </w:rPr>
+    </w:lvl>
+  </w:abstractNum>
+  <w:abstractNum w:abstractNumId="9" w15:restartNumberingAfterBreak="0">
+    <w:nsid w:val="4B356269"/>
+    <w:multiLevelType w:val="multilevel"/>
+    <w:tmpl w:val="4EB6F1F6"/>
+    <w:lvl w:ilvl="0">
+      <w:start w:val="1"/>
+      <w:numFmt w:val="bullet"/>
+      <w:lvlText w:val=""/>
+      <w:lvlJc w:val="left"/>
+      <w:pPr>
+        <w:tabs>
+          <w:tab w:val="num" w:pos="720"/>
+        </w:tabs>
+        <w:ind w:left="720" w:hanging="360"/>
+      </w:pPr>
+      <w:rPr>
+        <w:rFonts w:ascii="Symbol" w:hAnsi="Symbol" w:hint="default"/>
+        <w:sz w:val="20"/>
+      </w:rPr>
+    </w:lvl>
+    <w:lvl w:ilvl="1" w:tentative="1">
+      <w:start w:val="1"/>
+      <w:numFmt w:val="bullet"/>
+      <w:lvlText w:val="o"/>
+      <w:lvlJc w:val="left"/>
+      <w:pPr>
+        <w:tabs>
+          <w:tab w:val="num" w:pos="1440"/>
+        </w:tabs>
+        <w:ind w:left="1440" w:hanging="360"/>
+      </w:pPr>
+      <w:rPr>
+        <w:rFonts w:ascii="Courier New" w:hAnsi="Courier New" w:hint="default"/>
+        <w:sz w:val="20"/>
+      </w:rPr>
+    </w:lvl>
+    <w:lvl w:ilvl="2" w:tentative="1">
+      <w:start w:val="1"/>
+      <w:numFmt w:val="bullet"/>
+      <w:lvlText w:val=""/>
+      <w:lvlJc w:val="left"/>
+      <w:pPr>
+        <w:tabs>
+          <w:tab w:val="num" w:pos="2160"/>
+        </w:tabs>
+        <w:ind w:left="2160" w:hanging="360"/>
+      </w:pPr>
+      <w:rPr>
+        <w:rFonts w:ascii="Wingdings" w:hAnsi="Wingdings" w:hint="default"/>
+        <w:sz w:val="20"/>
+      </w:rPr>
+    </w:lvl>
+    <w:lvl w:ilvl="3" w:tentative="1">
+      <w:start w:val="1"/>
+      <w:numFmt w:val="bullet"/>
+      <w:lvlText w:val=""/>
+      <w:lvlJc w:val="left"/>
+      <w:pPr>
+        <w:tabs>
+          <w:tab w:val="num" w:pos="2880"/>
+        </w:tabs>
+        <w:ind w:left="2880" w:hanging="360"/>
+      </w:pPr>
+      <w:rPr>
+        <w:rFonts w:ascii="Wingdings" w:hAnsi="Wingdings" w:hint="default"/>
+        <w:sz w:val="20"/>
+      </w:rPr>
+    </w:lvl>
+    <w:lvl w:ilvl="4" w:tentative="1">
+      <w:start w:val="1"/>
+      <w:numFmt w:val="bullet"/>
+      <w:lvlText w:val=""/>
+      <w:lvlJc w:val="left"/>
+      <w:pPr>
+        <w:tabs>
+          <w:tab w:val="num" w:pos="3600"/>
+        </w:tabs>
+        <w:ind w:left="3600" w:hanging="360"/>
+      </w:pPr>
+      <w:rPr>
+        <w:rFonts w:ascii="Wingdings" w:hAnsi="Wingdings" w:hint="default"/>
+        <w:sz w:val="20"/>
+      </w:rPr>
+    </w:lvl>
+    <w:lvl w:ilvl="5" w:tentative="1">
+      <w:start w:val="1"/>
+      <w:numFmt w:val="bullet"/>
+      <w:lvlText w:val=""/>
+      <w:lvlJc w:val="left"/>
+      <w:pPr>
+        <w:tabs>
+          <w:tab w:val="num" w:pos="4320"/>
+        </w:tabs>
+        <w:ind w:left="4320" w:hanging="360"/>
+      </w:pPr>
+      <w:rPr>
+        <w:rFonts w:ascii="Wingdings" w:hAnsi="Wingdings" w:hint="default"/>
+        <w:sz w:val="20"/>
+      </w:rPr>
+    </w:lvl>
+    <w:lvl w:ilvl="6" w:tentative="1">
+      <w:start w:val="1"/>
+      <w:numFmt w:val="bullet"/>
+      <w:lvlText w:val=""/>
+      <w:lvlJc w:val="left"/>
+      <w:pPr>
+        <w:tabs>
+          <w:tab w:val="num" w:pos="5040"/>
+        </w:tabs>
+        <w:ind w:left="5040" w:hanging="360"/>
+      </w:pPr>
+      <w:rPr>
+        <w:rFonts w:ascii="Wingdings" w:hAnsi="Wingdings" w:hint="default"/>
+        <w:sz w:val="20"/>
+      </w:rPr>
+    </w:lvl>
+    <w:lvl w:ilvl="7" w:tentative="1">
+      <w:start w:val="1"/>
+      <w:numFmt w:val="bullet"/>
+      <w:lvlText w:val=""/>
+      <w:lvlJc w:val="left"/>
+      <w:pPr>
+        <w:tabs>
+          <w:tab w:val="num" w:pos="5760"/>
+        </w:tabs>
+        <w:ind w:left="5760" w:hanging="360"/>
+      </w:pPr>
+      <w:rPr>
+        <w:rFonts w:ascii="Wingdings" w:hAnsi="Wingdings" w:hint="default"/>
+        <w:sz w:val="20"/>
+      </w:rPr>
+    </w:lvl>
+    <w:lvl w:ilvl="8" w:tentative="1">
+      <w:start w:val="1"/>
+      <w:numFmt w:val="bullet"/>
+      <w:lvlText w:val=""/>
+      <w:lvlJc w:val="left"/>
+      <w:pPr>
+        <w:tabs>
+          <w:tab w:val="num" w:pos="6480"/>
+        </w:tabs>
+        <w:ind w:left="6480" w:hanging="360"/>
+      </w:pPr>
+      <w:rPr>
+        <w:rFonts w:ascii="Wingdings" w:hAnsi="Wingdings" w:hint="default"/>
+        <w:sz w:val="20"/>
+      </w:rPr>
+    </w:lvl>
+  </w:abstractNum>
+  <w:abstractNum w:abstractNumId="10" w15:restartNumberingAfterBreak="0">
+    <w:nsid w:val="4F290D45"/>
+    <w:multiLevelType w:val="multilevel"/>
+    <w:tmpl w:val="7CBEE290"/>
+    <w:lvl w:ilvl="0">
+      <w:start w:val="1"/>
+      <w:numFmt w:val="bullet"/>
+      <w:lvlText w:val=""/>
+      <w:lvlJc w:val="left"/>
+      <w:pPr>
+        <w:tabs>
+          <w:tab w:val="num" w:pos="720"/>
+        </w:tabs>
+        <w:ind w:left="720" w:hanging="360"/>
+      </w:pPr>
+      <w:rPr>
+        <w:rFonts w:ascii="Symbol" w:hAnsi="Symbol" w:hint="default"/>
+        <w:sz w:val="20"/>
+      </w:rPr>
+    </w:lvl>
+    <w:lvl w:ilvl="1" w:tentative="1">
+      <w:start w:val="1"/>
+      <w:numFmt w:val="bullet"/>
+      <w:lvlText w:val="o"/>
+      <w:lvlJc w:val="left"/>
+      <w:pPr>
+        <w:tabs>
+          <w:tab w:val="num" w:pos="1440"/>
+        </w:tabs>
+        <w:ind w:left="1440" w:hanging="360"/>
+      </w:pPr>
+      <w:rPr>
+        <w:rFonts w:ascii="Courier New" w:hAnsi="Courier New" w:hint="default"/>
+        <w:sz w:val="20"/>
+      </w:rPr>
+    </w:lvl>
+    <w:lvl w:ilvl="2" w:tentative="1">
+      <w:start w:val="1"/>
+      <w:numFmt w:val="bullet"/>
+      <w:lvlText w:val=""/>
+      <w:lvlJc w:val="left"/>
+      <w:pPr>
+        <w:tabs>
+          <w:tab w:val="num" w:pos="2160"/>
+        </w:tabs>
+        <w:ind w:left="2160" w:hanging="360"/>
+      </w:pPr>
+      <w:rPr>
+        <w:rFonts w:ascii="Wingdings" w:hAnsi="Wingdings" w:hint="default"/>
+        <w:sz w:val="20"/>
+      </w:rPr>
+    </w:lvl>
+    <w:lvl w:ilvl="3" w:tentative="1">
+      <w:start w:val="1"/>
+      <w:numFmt w:val="bullet"/>
+      <w:lvlText w:val=""/>
+      <w:lvlJc w:val="left"/>
+      <w:pPr>
+        <w:tabs>
+          <w:tab w:val="num" w:pos="2880"/>
+        </w:tabs>
+        <w:ind w:left="2880" w:hanging="360"/>
+      </w:pPr>
+      <w:rPr>
+        <w:rFonts w:ascii="Wingdings" w:hAnsi="Wingdings" w:hint="default"/>
+        <w:sz w:val="20"/>
+      </w:rPr>
+    </w:lvl>
+    <w:lvl w:ilvl="4" w:tentative="1">
+      <w:start w:val="1"/>
+      <w:numFmt w:val="bullet"/>
+      <w:lvlText w:val=""/>
+      <w:lvlJc w:val="left"/>
+      <w:pPr>
+        <w:tabs>
+          <w:tab w:val="num" w:pos="3600"/>
+        </w:tabs>
+        <w:ind w:left="3600" w:hanging="360"/>
+      </w:pPr>
+      <w:rPr>
+        <w:rFonts w:ascii="Wingdings" w:hAnsi="Wingdings" w:hint="default"/>
+        <w:sz w:val="20"/>
+      </w:rPr>
+    </w:lvl>
+    <w:lvl w:ilvl="5" w:tentative="1">
+      <w:start w:val="1"/>
+      <w:numFmt w:val="bullet"/>
+      <w:lvlText w:val=""/>
+      <w:lvlJc w:val="left"/>
+      <w:pPr>
+        <w:tabs>
+          <w:tab w:val="num" w:pos="4320"/>
+        </w:tabs>
+        <w:ind w:left="4320" w:hanging="360"/>
+      </w:pPr>
+      <w:rPr>
+        <w:rFonts w:ascii="Wingdings" w:hAnsi="Wingdings" w:hint="default"/>
+        <w:sz w:val="20"/>
+      </w:rPr>
+    </w:lvl>
+    <w:lvl w:ilvl="6" w:tentative="1">
+      <w:start w:val="1"/>
+      <w:numFmt w:val="bullet"/>
+      <w:lvlText w:val=""/>
+      <w:lvlJc w:val="left"/>
+      <w:pPr>
+        <w:tabs>
+          <w:tab w:val="num" w:pos="5040"/>
+        </w:tabs>
+        <w:ind w:left="5040" w:hanging="360"/>
+      </w:pPr>
+      <w:rPr>
+        <w:rFonts w:ascii="Wingdings" w:hAnsi="Wingdings" w:hint="default"/>
+        <w:sz w:val="20"/>
+      </w:rPr>
+    </w:lvl>
+    <w:lvl w:ilvl="7" w:tentative="1">
+      <w:start w:val="1"/>
+      <w:numFmt w:val="bullet"/>
+      <w:lvlText w:val=""/>
+      <w:lvlJc w:val="left"/>
+      <w:pPr>
+        <w:tabs>
+          <w:tab w:val="num" w:pos="5760"/>
+        </w:tabs>
+        <w:ind w:left="5760" w:hanging="360"/>
+      </w:pPr>
+      <w:rPr>
+        <w:rFonts w:ascii="Wingdings" w:hAnsi="Wingdings" w:hint="default"/>
+        <w:sz w:val="20"/>
+      </w:rPr>
+    </w:lvl>
+    <w:lvl w:ilvl="8" w:tentative="1">
+      <w:start w:val="1"/>
+      <w:numFmt w:val="bullet"/>
+      <w:lvlText w:val=""/>
+      <w:lvlJc w:val="left"/>
+      <w:pPr>
+        <w:tabs>
+          <w:tab w:val="num" w:pos="6480"/>
+        </w:tabs>
+        <w:ind w:left="6480" w:hanging="360"/>
+      </w:pPr>
+      <w:rPr>
+        <w:rFonts w:ascii="Wingdings" w:hAnsi="Wingdings" w:hint="default"/>
+        <w:sz w:val="20"/>
+      </w:rPr>
+    </w:lvl>
+  </w:abstractNum>
+  <w:abstractNum w:abstractNumId="11" w15:restartNumberingAfterBreak="0">
+    <w:nsid w:val="5BB3248E"/>
+    <w:multiLevelType w:val="multilevel"/>
+    <w:tmpl w:val="3BE67798"/>
+    <w:lvl w:ilvl="0">
+      <w:start w:val="1"/>
+      <w:numFmt w:val="decimal"/>
+      <w:lvlText w:val="%1."/>
+      <w:lvlJc w:val="left"/>
+      <w:pPr>
+        <w:tabs>
+          <w:tab w:val="num" w:pos="720"/>
+        </w:tabs>
+        <w:ind w:left="720" w:hanging="360"/>
+      </w:pPr>
+    </w:lvl>
+    <w:lvl w:ilvl="1" w:tentative="1">
+      <w:start w:val="1"/>
+      <w:numFmt w:val="decimal"/>
+      <w:lvlText w:val="%2."/>
+      <w:lvlJc w:val="left"/>
+      <w:pPr>
+        <w:tabs>
+          <w:tab w:val="num" w:pos="1440"/>
+        </w:tabs>
+        <w:ind w:left="1440" w:hanging="360"/>
+      </w:pPr>
+    </w:lvl>
+    <w:lvl w:ilvl="2" w:tentative="1">
+      <w:start w:val="1"/>
+      <w:numFmt w:val="decimal"/>
+      <w:lvlText w:val="%3."/>
+      <w:lvlJc w:val="left"/>
+      <w:pPr>
+        <w:tabs>
+          <w:tab w:val="num" w:pos="2160"/>
+        </w:tabs>
+        <w:ind w:left="2160" w:hanging="360"/>
+      </w:pPr>
+    </w:lvl>
+    <w:lvl w:ilvl="3" w:tentative="1">
+      <w:start w:val="1"/>
+      <w:numFmt w:val="decimal"/>
+      <w:lvlText w:val="%4."/>
+      <w:lvlJc w:val="left"/>
+      <w:pPr>
+        <w:tabs>
+          <w:tab w:val="num" w:pos="2880"/>
+        </w:tabs>
+        <w:ind w:left="2880" w:hanging="360"/>
+      </w:pPr>
+    </w:lvl>
+    <w:lvl w:ilvl="4" w:tentative="1">
+      <w:start w:val="1"/>
+      <w:numFmt w:val="decimal"/>
+      <w:lvlText w:val="%5."/>
+      <w:lvlJc w:val="left"/>
+      <w:pPr>
+        <w:tabs>
+          <w:tab w:val="num" w:pos="3600"/>
+        </w:tabs>
+        <w:ind w:left="3600" w:hanging="360"/>
+      </w:pPr>
+    </w:lvl>
+    <w:lvl w:ilvl="5" w:tentative="1">
+      <w:start w:val="1"/>
+      <w:numFmt w:val="decimal"/>
+      <w:lvlText w:val="%6."/>
+      <w:lvlJc w:val="left"/>
+      <w:pPr>
+        <w:tabs>
+          <w:tab w:val="num" w:pos="4320"/>
+        </w:tabs>
+        <w:ind w:left="4320" w:hanging="360"/>
+      </w:pPr>
+    </w:lvl>
+    <w:lvl w:ilvl="6" w:tentative="1">
+      <w:start w:val="1"/>
+      <w:numFmt w:val="decimal"/>
+      <w:lvlText w:val="%7."/>
+      <w:lvlJc w:val="left"/>
+      <w:pPr>
+        <w:tabs>
+          <w:tab w:val="num" w:pos="5040"/>
+        </w:tabs>
+        <w:ind w:left="5040" w:hanging="360"/>
+      </w:pPr>
+    </w:lvl>
+    <w:lvl w:ilvl="7" w:tentative="1">
+      <w:start w:val="1"/>
+      <w:numFmt w:val="decimal"/>
+      <w:lvlText w:val="%8."/>
+      <w:lvlJc w:val="left"/>
+      <w:pPr>
+        <w:tabs>
+          <w:tab w:val="num" w:pos="5760"/>
+        </w:tabs>
+        <w:ind w:left="5760" w:hanging="360"/>
+      </w:pPr>
+    </w:lvl>
+    <w:lvl w:ilvl="8" w:tentative="1">
+      <w:start w:val="1"/>
+      <w:numFmt w:val="decimal"/>
+      <w:lvlText w:val="%9."/>
+      <w:lvlJc w:val="left"/>
+      <w:pPr>
+        <w:tabs>
+          <w:tab w:val="num" w:pos="6480"/>
+        </w:tabs>
+        <w:ind w:left="6480" w:hanging="360"/>
+      </w:pPr>
+    </w:lvl>
+  </w:abstractNum>
+  <w:abstractNum w:abstractNumId="12" w15:restartNumberingAfterBreak="0">
+    <w:nsid w:val="6CF307B9"/>
+    <w:multiLevelType w:val="multilevel"/>
+    <w:tmpl w:val="CCA6A36A"/>
+    <w:lvl w:ilvl="0">
+      <w:start w:val="1"/>
+      <w:numFmt w:val="bullet"/>
+      <w:lvlText w:val=""/>
+      <w:lvlJc w:val="left"/>
+      <w:pPr>
+        <w:tabs>
+          <w:tab w:val="num" w:pos="720"/>
+        </w:tabs>
+        <w:ind w:left="720" w:hanging="360"/>
+      </w:pPr>
+      <w:rPr>
+        <w:rFonts w:ascii="Symbol" w:hAnsi="Symbol" w:hint="default"/>
+        <w:sz w:val="20"/>
+      </w:rPr>
+    </w:lvl>
+    <w:lvl w:ilvl="1" w:tentative="1">
+      <w:start w:val="1"/>
+      <w:numFmt w:val="bullet"/>
+      <w:lvlText w:val="o"/>
+      <w:lvlJc w:val="left"/>
+      <w:pPr>
+        <w:tabs>
+          <w:tab w:val="num" w:pos="1440"/>
+        </w:tabs>
+        <w:ind w:left="1440" w:hanging="360"/>
+      </w:pPr>
+      <w:rPr>
+        <w:rFonts w:ascii="Courier New" w:hAnsi="Courier New" w:hint="default"/>
+        <w:sz w:val="20"/>
+      </w:rPr>
+    </w:lvl>
+    <w:lvl w:ilvl="2" w:tentative="1">
+      <w:start w:val="1"/>
+      <w:numFmt w:val="bullet"/>
+      <w:lvlText w:val=""/>
+      <w:lvlJc w:val="left"/>
+      <w:pPr>
+        <w:tabs>
+          <w:tab w:val="num" w:pos="2160"/>
+        </w:tabs>
+        <w:ind w:left="2160" w:hanging="360"/>
+      </w:pPr>
+      <w:rPr>
+        <w:rFonts w:ascii="Wingdings" w:hAnsi="Wingdings" w:hint="default"/>
+        <w:sz w:val="20"/>
+      </w:rPr>
+    </w:lvl>
+    <w:lvl w:ilvl="3" w:tentative="1">
+      <w:start w:val="1"/>
+      <w:numFmt w:val="bullet"/>
+      <w:lvlText w:val=""/>
+      <w:lvlJc w:val="left"/>
+      <w:pPr>
+        <w:tabs>
+          <w:tab w:val="num" w:pos="2880"/>
+        </w:tabs>
+        <w:ind w:left="2880" w:hanging="360"/>
+      </w:pPr>
+      <w:rPr>
+        <w:rFonts w:ascii="Wingdings" w:hAnsi="Wingdings" w:hint="default"/>
+        <w:sz w:val="20"/>
+      </w:rPr>
+    </w:lvl>
+    <w:lvl w:ilvl="4" w:tentative="1">
+      <w:start w:val="1"/>
+      <w:numFmt w:val="bullet"/>
+      <w:lvlText w:val=""/>
+      <w:lvlJc w:val="left"/>
+      <w:pPr>
+        <w:tabs>
+          <w:tab w:val="num" w:pos="3600"/>
+        </w:tabs>
+        <w:ind w:left="3600" w:hanging="360"/>
+      </w:pPr>
+      <w:rPr>
+        <w:rFonts w:ascii="Wingdings" w:hAnsi="Wingdings" w:hint="default"/>
+        <w:sz w:val="20"/>
+      </w:rPr>
+    </w:lvl>
+    <w:lvl w:ilvl="5" w:tentative="1">
+      <w:start w:val="1"/>
+      <w:numFmt w:val="bullet"/>
+      <w:lvlText w:val=""/>
+      <w:lvlJc w:val="left"/>
+      <w:pPr>
+        <w:tabs>
+          <w:tab w:val="num" w:pos="4320"/>
+        </w:tabs>
+        <w:ind w:left="4320" w:hanging="360"/>
+      </w:pPr>
+      <w:rPr>
+        <w:rFonts w:ascii="Wingdings" w:hAnsi="Wingdings" w:hint="default"/>
+        <w:sz w:val="20"/>
+      </w:rPr>
+    </w:lvl>
+    <w:lvl w:ilvl="6" w:tentative="1">
+      <w:start w:val="1"/>
+      <w:numFmt w:val="bullet"/>
+      <w:lvlText w:val=""/>
+      <w:lvlJc w:val="left"/>
+      <w:pPr>
+        <w:tabs>
+          <w:tab w:val="num" w:pos="5040"/>
+        </w:tabs>
+        <w:ind w:left="5040" w:hanging="360"/>
+      </w:pPr>
+      <w:rPr>
+        <w:rFonts w:ascii="Wingdings" w:hAnsi="Wingdings" w:hint="default"/>
+        <w:sz w:val="20"/>
+      </w:rPr>
+    </w:lvl>
+    <w:lvl w:ilvl="7" w:tentative="1">
+      <w:start w:val="1"/>
+      <w:numFmt w:val="bullet"/>
+      <w:lvlText w:val=""/>
+      <w:lvlJc w:val="left"/>
+      <w:pPr>
+        <w:tabs>
+          <w:tab w:val="num" w:pos="5760"/>
+        </w:tabs>
+        <w:ind w:left="5760" w:hanging="360"/>
+      </w:pPr>
+      <w:rPr>
+        <w:rFonts w:ascii="Wingdings" w:hAnsi="Wingdings" w:hint="default"/>
+        <w:sz w:val="20"/>
+      </w:rPr>
+    </w:lvl>
+    <w:lvl w:ilvl="8" w:tentative="1">
+      <w:start w:val="1"/>
+      <w:numFmt w:val="bullet"/>
+      <w:lvlText w:val=""/>
+      <w:lvlJc w:val="left"/>
+      <w:pPr>
+        <w:tabs>
+          <w:tab w:val="num" w:pos="6480"/>
+        </w:tabs>
+        <w:ind w:left="6480" w:hanging="360"/>
+      </w:pPr>
+      <w:rPr>
+        <w:rFonts w:ascii="Wingdings" w:hAnsi="Wingdings" w:hint="default"/>
+        <w:sz w:val="20"/>
+      </w:rPr>
+    </w:lvl>
+  </w:abstractNum>
+  <w:abstractNum w:abstractNumId="13" w15:restartNumberingAfterBreak="0">
+    <w:nsid w:val="6FBA11A2"/>
+    <w:multiLevelType w:val="multilevel"/>
+    <w:tmpl w:val="407AD3CC"/>
+    <w:lvl w:ilvl="0">
+      <w:start w:val="1"/>
+      <w:numFmt w:val="bullet"/>
+      <w:lvlText w:val=""/>
+      <w:lvlJc w:val="left"/>
+      <w:pPr>
+        <w:tabs>
+          <w:tab w:val="num" w:pos="720"/>
+        </w:tabs>
+        <w:ind w:left="720" w:hanging="360"/>
+      </w:pPr>
+      <w:rPr>
+        <w:rFonts w:ascii="Symbol" w:hAnsi="Symbol" w:hint="default"/>
+        <w:sz w:val="20"/>
+      </w:rPr>
+    </w:lvl>
+    <w:lvl w:ilvl="1" w:tentative="1">
+      <w:start w:val="1"/>
+      <w:numFmt w:val="bullet"/>
+      <w:lvlText w:val="o"/>
+      <w:lvlJc w:val="left"/>
+      <w:pPr>
+        <w:tabs>
+          <w:tab w:val="num" w:pos="1440"/>
+        </w:tabs>
+        <w:ind w:left="1440" w:hanging="360"/>
+      </w:pPr>
+      <w:rPr>
+        <w:rFonts w:ascii="Courier New" w:hAnsi="Courier New" w:hint="default"/>
+        <w:sz w:val="20"/>
+      </w:rPr>
+    </w:lvl>
+    <w:lvl w:ilvl="2" w:tentative="1">
+      <w:start w:val="1"/>
+      <w:numFmt w:val="bullet"/>
+      <w:lvlText w:val=""/>
+      <w:lvlJc w:val="left"/>
+      <w:pPr>
+        <w:tabs>
+          <w:tab w:val="num" w:pos="2160"/>
+        </w:tabs>
+        <w:ind w:left="2160" w:hanging="360"/>
+      </w:pPr>
+      <w:rPr>
+        <w:rFonts w:ascii="Wingdings" w:hAnsi="Wingdings" w:hint="default"/>
+        <w:sz w:val="20"/>
+      </w:rPr>
+    </w:lvl>
+    <w:lvl w:ilvl="3" w:tentative="1">
+      <w:start w:val="1"/>
+      <w:numFmt w:val="bullet"/>
+      <w:lvlText w:val=""/>
+      <w:lvlJc w:val="left"/>
+      <w:pPr>
+        <w:tabs>
+          <w:tab w:val="num" w:pos="2880"/>
+        </w:tabs>
+        <w:ind w:left="2880" w:hanging="360"/>
+      </w:pPr>
+      <w:rPr>
+        <w:rFonts w:ascii="Wingdings" w:hAnsi="Wingdings" w:hint="default"/>
+        <w:sz w:val="20"/>
+      </w:rPr>
+    </w:lvl>
+    <w:lvl w:ilvl="4" w:tentative="1">
+      <w:start w:val="1"/>
+      <w:numFmt w:val="bullet"/>
+      <w:lvlText w:val=""/>
+      <w:lvlJc w:val="left"/>
+      <w:pPr>
+        <w:tabs>
+          <w:tab w:val="num" w:pos="3600"/>
+        </w:tabs>
+        <w:ind w:left="3600" w:hanging="360"/>
+      </w:pPr>
+      <w:rPr>
+        <w:rFonts w:ascii="Wingdings" w:hAnsi="Wingdings" w:hint="default"/>
+        <w:sz w:val="20"/>
+      </w:rPr>
+    </w:lvl>
+    <w:lvl w:ilvl="5" w:tentative="1">
+      <w:start w:val="1"/>
+      <w:numFmt w:val="bullet"/>
+      <w:lvlText w:val=""/>
+      <w:lvlJc w:val="left"/>
+      <w:pPr>
+        <w:tabs>
+          <w:tab w:val="num" w:pos="4320"/>
+        </w:tabs>
+        <w:ind w:left="4320" w:hanging="360"/>
+      </w:pPr>
+      <w:rPr>
+        <w:rFonts w:ascii="Wingdings" w:hAnsi="Wingdings" w:hint="default"/>
+        <w:sz w:val="20"/>
+      </w:rPr>
+    </w:lvl>
+    <w:lvl w:ilvl="6" w:tentative="1">
+      <w:start w:val="1"/>
+      <w:numFmt w:val="bullet"/>
+      <w:lvlText w:val=""/>
+      <w:lvlJc w:val="left"/>
+      <w:pPr>
+        <w:tabs>
+          <w:tab w:val="num" w:pos="5040"/>
+        </w:tabs>
+        <w:ind w:left="5040" w:hanging="360"/>
+      </w:pPr>
+      <w:rPr>
+        <w:rFonts w:ascii="Wingdings" w:hAnsi="Wingdings" w:hint="default"/>
+        <w:sz w:val="20"/>
+      </w:rPr>
+    </w:lvl>
+    <w:lvl w:ilvl="7" w:tentative="1">
+      <w:start w:val="1"/>
+      <w:numFmt w:val="bullet"/>
+      <w:lvlText w:val=""/>
+      <w:lvlJc w:val="left"/>
+      <w:pPr>
+        <w:tabs>
+          <w:tab w:val="num" w:pos="5760"/>
+        </w:tabs>
+        <w:ind w:left="5760" w:hanging="360"/>
+      </w:pPr>
+      <w:rPr>
+        <w:rFonts w:ascii="Wingdings" w:hAnsi="Wingdings" w:hint="default"/>
+        <w:sz w:val="20"/>
+      </w:rPr>
+    </w:lvl>
+    <w:lvl w:ilvl="8" w:tentative="1">
+      <w:start w:val="1"/>
+      <w:numFmt w:val="bullet"/>
+      <w:lvlText w:val=""/>
+      <w:lvlJc w:val="left"/>
+      <w:pPr>
+        <w:tabs>
+          <w:tab w:val="num" w:pos="6480"/>
+        </w:tabs>
+        <w:ind w:left="6480" w:hanging="360"/>
+      </w:pPr>
+      <w:rPr>
+        <w:rFonts w:ascii="Wingdings" w:hAnsi="Wingdings" w:hint="default"/>
+        <w:sz w:val="20"/>
+      </w:rPr>
+    </w:lvl>
+  </w:abstractNum>
+  <w:abstractNum w:abstractNumId="14" w15:restartNumberingAfterBreak="0">
+    <w:nsid w:val="790A3EDE"/>
+    <w:multiLevelType w:val="multilevel"/>
+    <w:tmpl w:val="0F8E065C"/>
+    <w:lvl w:ilvl="0">
+      <w:start w:val="1"/>
+      <w:numFmt w:val="bullet"/>
+      <w:lvlText w:val=""/>
+      <w:lvlJc w:val="left"/>
+      <w:pPr>
+        <w:tabs>
+          <w:tab w:val="num" w:pos="720"/>
+        </w:tabs>
+        <w:ind w:left="720" w:hanging="360"/>
+      </w:pPr>
+      <w:rPr>
+        <w:rFonts w:ascii="Symbol" w:hAnsi="Symbol" w:hint="default"/>
+        <w:sz w:val="20"/>
+      </w:rPr>
+    </w:lvl>
+    <w:lvl w:ilvl="1" w:tentative="1">
+      <w:start w:val="1"/>
+      <w:numFmt w:val="bullet"/>
+      <w:lvlText w:val="o"/>
+      <w:lvlJc w:val="left"/>
+      <w:pPr>
+        <w:tabs>
+          <w:tab w:val="num" w:pos="1440"/>
+        </w:tabs>
+        <w:ind w:left="1440" w:hanging="360"/>
+      </w:pPr>
+      <w:rPr>
+        <w:rFonts w:ascii="Courier New" w:hAnsi="Courier New" w:hint="default"/>
+        <w:sz w:val="20"/>
+      </w:rPr>
+    </w:lvl>
+    <w:lvl w:ilvl="2" w:tentative="1">
+      <w:start w:val="1"/>
+      <w:numFmt w:val="bullet"/>
+      <w:lvlText w:val=""/>
+      <w:lvlJc w:val="left"/>
+      <w:pPr>
+        <w:tabs>
+          <w:tab w:val="num" w:pos="2160"/>
+        </w:tabs>
+        <w:ind w:left="2160" w:hanging="360"/>
+      </w:pPr>
+      <w:rPr>
+        <w:rFonts w:ascii="Wingdings" w:hAnsi="Wingdings" w:hint="default"/>
+        <w:sz w:val="20"/>
+      </w:rPr>
+    </w:lvl>
+    <w:lvl w:ilvl="3" w:tentative="1">
+      <w:start w:val="1"/>
+      <w:numFmt w:val="bullet"/>
+      <w:lvlText w:val=""/>
+      <w:lvlJc w:val="left"/>
+      <w:pPr>
+        <w:tabs>
+          <w:tab w:val="num" w:pos="2880"/>
+        </w:tabs>
+        <w:ind w:left="2880" w:hanging="360"/>
+      </w:pPr>
+      <w:rPr>
+        <w:rFonts w:ascii="Wingdings" w:hAnsi="Wingdings" w:hint="default"/>
+        <w:sz w:val="20"/>
+      </w:rPr>
+    </w:lvl>
+    <w:lvl w:ilvl="4" w:tentative="1">
+      <w:start w:val="1"/>
+      <w:numFmt w:val="bullet"/>
+      <w:lvlText w:val=""/>
+      <w:lvlJc w:val="left"/>
+      <w:pPr>
+        <w:tabs>
+          <w:tab w:val="num" w:pos="3600"/>
+        </w:tabs>
+        <w:ind w:left="3600" w:hanging="360"/>
+      </w:pPr>
+      <w:rPr>
+        <w:rFonts w:ascii="Wingdings" w:hAnsi="Wingdings" w:hint="default"/>
+        <w:sz w:val="20"/>
+      </w:rPr>
+    </w:lvl>
+    <w:lvl w:ilvl="5" w:tentative="1">
+      <w:start w:val="1"/>
+      <w:numFmt w:val="bullet"/>
+      <w:lvlText w:val=""/>
+      <w:lvlJc w:val="left"/>
+      <w:pPr>
+        <w:tabs>
+          <w:tab w:val="num" w:pos="4320"/>
+        </w:tabs>
+        <w:ind w:left="4320" w:hanging="360"/>
+      </w:pPr>
+      <w:rPr>
+        <w:rFonts w:ascii="Wingdings" w:hAnsi="Wingdings" w:hint="default"/>
+        <w:sz w:val="20"/>
+      </w:rPr>
+    </w:lvl>
+    <w:lvl w:ilvl="6" w:tentative="1">
+      <w:start w:val="1"/>
+      <w:numFmt w:val="bullet"/>
+      <w:lvlText w:val=""/>
+      <w:lvlJc w:val="left"/>
+      <w:pPr>
+        <w:tabs>
+          <w:tab w:val="num" w:pos="5040"/>
+        </w:tabs>
+        <w:ind w:left="5040" w:hanging="360"/>
+      </w:pPr>
+      <w:rPr>
+        <w:rFonts w:ascii="Wingdings" w:hAnsi="Wingdings" w:hint="default"/>
+        <w:sz w:val="20"/>
+      </w:rPr>
+    </w:lvl>
+    <w:lvl w:ilvl="7" w:tentative="1">
+      <w:start w:val="1"/>
+      <w:numFmt w:val="bullet"/>
+      <w:lvlText w:val=""/>
+      <w:lvlJc w:val="left"/>
+      <w:pPr>
+        <w:tabs>
+          <w:tab w:val="num" w:pos="5760"/>
+        </w:tabs>
+        <w:ind w:left="5760" w:hanging="360"/>
+      </w:pPr>
+      <w:rPr>
+        <w:rFonts w:ascii="Wingdings" w:hAnsi="Wingdings" w:hint="default"/>
+        <w:sz w:val="20"/>
+      </w:rPr>
+    </w:lvl>
+    <w:lvl w:ilvl="8" w:tentative="1">
+      <w:start w:val="1"/>
+      <w:numFmt w:val="bullet"/>
+      <w:lvlText w:val=""/>
+      <w:lvlJc w:val="left"/>
+      <w:pPr>
+        <w:tabs>
+          <w:tab w:val="num" w:pos="6480"/>
+        </w:tabs>
+        <w:ind w:left="6480" w:hanging="360"/>
+      </w:pPr>
+      <w:rPr>
+        <w:rFonts w:ascii="Wingdings" w:hAnsi="Wingdings" w:hint="default"/>
+        <w:sz w:val="20"/>
+      </w:rPr>
+    </w:lvl>
+  </w:abstractNum>
   <w:num w:numId="1" w16cid:durableId="1628243083">
-    <w:abstractNumId w:val="1"/>
+    <w:abstractNumId w:val="3"/>
   </w:num>
   <w:num w:numId="2" w16cid:durableId="1641231944">
-    <w:abstractNumId w:val="3"/>
+    <w:abstractNumId w:val="5"/>
   </w:num>
   <w:num w:numId="3" w16cid:durableId="581379480">
     <w:abstractNumId w:val="0"/>
   </w:num>
   <w:num w:numId="4" w16cid:durableId="945579848">
+    <w:abstractNumId w:val="4"/>
+  </w:num>
+  <w:num w:numId="5" w16cid:durableId="561062184">
+    <w:abstractNumId w:val="6"/>
+  </w:num>
+  <w:num w:numId="6" w16cid:durableId="1132214107">
+    <w:abstractNumId w:val="11"/>
+  </w:num>
+  <w:num w:numId="7" w16cid:durableId="2053144522">
+    <w:abstractNumId w:val="9"/>
+  </w:num>
+  <w:num w:numId="8" w16cid:durableId="45877018">
+    <w:abstractNumId w:val="7"/>
+  </w:num>
+  <w:num w:numId="9" w16cid:durableId="1620254831">
     <w:abstractNumId w:val="2"/>
   </w:num>
-  <w:num w:numId="5" w16cid:durableId="561062184">
-    <w:abstractNumId w:val="4"/>
+  <w:num w:numId="10" w16cid:durableId="1843280589">
+    <w:abstractNumId w:val="13"/>
+  </w:num>
+  <w:num w:numId="11" w16cid:durableId="1045955336">
+    <w:abstractNumId w:val="1"/>
+  </w:num>
+  <w:num w:numId="12" w16cid:durableId="1469084489">
+    <w:abstractNumId w:val="12"/>
+  </w:num>
+  <w:num w:numId="13" w16cid:durableId="730806017">
+    <w:abstractNumId w:val="14"/>
+  </w:num>
+  <w:num w:numId="14" w16cid:durableId="521360507">
+    <w:abstractNumId w:val="10"/>
+  </w:num>
+  <w:num w:numId="15" w16cid:durableId="1146583749">
+    <w:abstractNumId w:val="8"/>
   </w:num>
 </w:numbering>
 </file>
@@ -2326,7 +3839,6 @@
   <w:style w:type="character" w:default="1" w:styleId="Fuentedeprrafopredeter">
     <w:name w:val="Default Paragraph Font"/>
     <w:uiPriority w:val="1"/>
-    <w:semiHidden/>
     <w:unhideWhenUsed/>
   </w:style>
   <w:style w:type="table" w:default="1" w:styleId="Tablanormal">
